--- a/Ethical_Hacking/Server_Side_Attacks/Metasploit_Server_Code_Exploitation.docx
+++ b/Ethical_Hacking/Server_Side_Attacks/Metasploit_Server_Code_Exploitation.docx
@@ -1,12 +1,12 @@
 
 <file path=word/document.xml><?xml version="1.0" encoding="utf-8"?>
-<w:document xmlns:wpc="http://schemas.microsoft.com/office/word/2010/wordprocessingCanvas" xmlns:cx="http://schemas.microsoft.com/office/drawing/2014/chartex" xmlns:cx1="http://schemas.microsoft.com/office/drawing/2015/9/8/chartex" xmlns:cx2="http://schemas.microsoft.com/office/drawing/2015/10/21/chartex" xmlns:cx3="http://schemas.microsoft.com/office/drawing/2016/5/9/chartex" xmlns:cx4="http://schemas.microsoft.com/office/drawing/2016/5/10/chartex" xmlns:cx5="http://schemas.microsoft.com/office/drawing/2016/5/11/chartex" xmlns:cx6="http://schemas.microsoft.com/office/drawing/2016/5/12/chartex" xmlns:cx7="http://schemas.microsoft.com/office/drawing/2016/5/13/chartex" xmlns:cx8="http://schemas.microsoft.com/office/drawing/2016/5/14/chartex" xmlns:mc="http://schemas.openxmlformats.org/markup-compatibility/2006" xmlns:aink="http://schemas.microsoft.com/office/drawing/2016/ink" xmlns:am3d="http://schemas.microsoft.com/office/drawing/2017/model3d" xmlns:o="urn:schemas-microsoft-com:office:office" xmlns:r="http://schemas.openxmlformats.org/officeDocument/2006/relationships" xmlns:m="http://schemas.openxmlformats.org/officeDocument/2006/math" xmlns:v="urn:schemas-microsoft-com:vml" xmlns:wp14="http://schemas.microsoft.com/office/word/2010/wordprocessingDrawing" xmlns:wp="http://schemas.openxmlformats.org/drawingml/2006/wordprocessingDrawing" xmlns:w10="urn:schemas-microsoft-com:office:word" xmlns:w="http://schemas.openxmlformats.org/wordprocessingml/2006/main" xmlns:w14="http://schemas.microsoft.com/office/word/2010/wordml" xmlns:w15="http://schemas.microsoft.com/office/word/2012/wordml" xmlns:w16cex="http://schemas.microsoft.com/office/word/2018/wordml/cex" xmlns:w16cid="http://schemas.microsoft.com/office/word/2016/wordml/cid" xmlns:w16="http://schemas.microsoft.com/office/word/2018/wordml" xmlns:w16sdtdh="http://schemas.microsoft.com/office/word/2020/wordml/sdtdatahash" xmlns:w16se="http://schemas.microsoft.com/office/word/2015/wordml/symex" xmlns:wpg="http://schemas.microsoft.com/office/word/2010/wordprocessingGroup" xmlns:wpi="http://schemas.microsoft.com/office/word/2010/wordprocessingInk" xmlns:wne="http://schemas.microsoft.com/office/word/2006/wordml" xmlns:wps="http://schemas.microsoft.com/office/word/2010/wordprocessingShape" mc:Ignorable="w14 w15 w16se w16cid w16 w16cex w16sdtdh wp14">
+<w:document xmlns:wpc="http://schemas.microsoft.com/office/word/2010/wordprocessingCanvas" xmlns:cx="http://schemas.microsoft.com/office/drawing/2014/chartex" xmlns:cx1="http://schemas.microsoft.com/office/drawing/2015/9/8/chartex" xmlns:cx2="http://schemas.microsoft.com/office/drawing/2015/10/21/chartex" xmlns:cx3="http://schemas.microsoft.com/office/drawing/2016/5/9/chartex" xmlns:cx4="http://schemas.microsoft.com/office/drawing/2016/5/10/chartex" xmlns:cx5="http://schemas.microsoft.com/office/drawing/2016/5/11/chartex" xmlns:cx6="http://schemas.microsoft.com/office/drawing/2016/5/12/chartex" xmlns:cx7="http://schemas.microsoft.com/office/drawing/2016/5/13/chartex" xmlns:cx8="http://schemas.microsoft.com/office/drawing/2016/5/14/chartex" xmlns:mc="http://schemas.openxmlformats.org/markup-compatibility/2006" xmlns:aink="http://schemas.microsoft.com/office/drawing/2016/ink" xmlns:am3d="http://schemas.microsoft.com/office/drawing/2017/model3d" xmlns:o="urn:schemas-microsoft-com:office:office" xmlns:oel="http://schemas.microsoft.com/office/2019/extlst" xmlns:r="http://schemas.openxmlformats.org/officeDocument/2006/relationships" xmlns:m="http://schemas.openxmlformats.org/officeDocument/2006/math" xmlns:v="urn:schemas-microsoft-com:vml" xmlns:wp14="http://schemas.microsoft.com/office/word/2010/wordprocessingDrawing" xmlns:wp="http://schemas.openxmlformats.org/drawingml/2006/wordprocessingDrawing" xmlns:w10="urn:schemas-microsoft-com:office:word" xmlns:w="http://schemas.openxmlformats.org/wordprocessingml/2006/main" xmlns:w14="http://schemas.microsoft.com/office/word/2010/wordml" xmlns:w15="http://schemas.microsoft.com/office/word/2012/wordml" xmlns:w16cex="http://schemas.microsoft.com/office/word/2018/wordml/cex" xmlns:w16cid="http://schemas.microsoft.com/office/word/2016/wordml/cid" xmlns:w16="http://schemas.microsoft.com/office/word/2018/wordml" xmlns:w16du="http://schemas.microsoft.com/office/word/2023/wordml/word16du" xmlns:w16sdtdh="http://schemas.microsoft.com/office/word/2020/wordml/sdtdatahash" xmlns:w16sdtfl="http://schemas.microsoft.com/office/word/2024/wordml/sdtformatlock" xmlns:w16se="http://schemas.microsoft.com/office/word/2015/wordml/symex" xmlns:wpg="http://schemas.microsoft.com/office/word/2010/wordprocessingGroup" xmlns:wpi="http://schemas.microsoft.com/office/word/2010/wordprocessingInk" xmlns:wne="http://schemas.microsoft.com/office/word/2006/wordml" xmlns:wps="http://schemas.microsoft.com/office/word/2010/wordprocessingShape" mc:Ignorable="w14 w15 w16se w16cid w16 w16cex w16sdtdh w16sdtfl w16du wp14">
   <w:body>
     <w:p>
       <w:pPr>
         <w:pStyle w:val="Heading1"/>
       </w:pPr>
-      <w:bookmarkStart w:id="0" w:name="_Toc90496903"/>
+      <w:bookmarkStart w:id="0" w:name="_Toc193304504"/>
       <w:r>
         <w:t xml:space="preserve">Metasploit </w:t>
       </w:r>
@@ -62,8 +62,9 @@
             <w:rPr>
               <w:rFonts w:asciiTheme="minorHAnsi" w:eastAsiaTheme="minorEastAsia" w:hAnsiTheme="minorHAnsi" w:cstheme="minorBidi"/>
               <w:noProof/>
-              <w:sz w:val="22"/>
-              <w:szCs w:val="22"/>
+              <w:kern w:val="2"/>
+              <w:sz w:val="24"/>
+              <w14:ligatures w14:val="standardContextual"/>
             </w:rPr>
           </w:pPr>
           <w:r>
@@ -75,13 +76,13 @@
           <w:r>
             <w:fldChar w:fldCharType="separate"/>
           </w:r>
-          <w:hyperlink w:anchor="_Toc90496903" w:history="1">
+          <w:hyperlink w:anchor="_Toc193304504" w:history="1">
             <w:r>
               <w:rPr>
                 <w:rStyle w:val="Hyperlink"/>
                 <w:noProof/>
               </w:rPr>
-              <w:t>Server Code Exploitation</w:t>
+              <w:t>Metasploit Server Code Exploitation</w:t>
             </w:r>
             <w:r>
               <w:rPr>
@@ -102,7 +103,7 @@
                 <w:noProof/>
                 <w:webHidden/>
               </w:rPr>
-              <w:instrText xml:space="preserve"> PAGEREF _Toc90496903 \h </w:instrText>
+              <w:instrText xml:space="preserve"> PAGEREF _Toc193304504 \h </w:instrText>
             </w:r>
             <w:r>
               <w:rPr>
@@ -142,11 +143,12 @@
             <w:rPr>
               <w:rFonts w:asciiTheme="minorHAnsi" w:eastAsiaTheme="minorEastAsia" w:hAnsiTheme="minorHAnsi" w:cstheme="minorBidi"/>
               <w:noProof/>
-              <w:sz w:val="22"/>
-              <w:szCs w:val="22"/>
+              <w:kern w:val="2"/>
+              <w:sz w:val="24"/>
+              <w14:ligatures w14:val="standardContextual"/>
             </w:rPr>
           </w:pPr>
-          <w:hyperlink w:anchor="_Toc90496904" w:history="1">
+          <w:hyperlink w:anchor="_Toc193304505" w:history="1">
             <w:r>
               <w:rPr>
                 <w:rStyle w:val="Hyperlink"/>
@@ -173,7 +175,7 @@
                 <w:noProof/>
                 <w:webHidden/>
               </w:rPr>
-              <w:instrText xml:space="preserve"> PAGEREF _Toc90496904 \h </w:instrText>
+              <w:instrText xml:space="preserve"> PAGEREF _Toc193304505 \h </w:instrText>
             </w:r>
             <w:r>
               <w:rPr>
@@ -213,11 +215,12 @@
             <w:rPr>
               <w:rFonts w:asciiTheme="minorHAnsi" w:eastAsiaTheme="minorEastAsia" w:hAnsiTheme="minorHAnsi" w:cstheme="minorBidi"/>
               <w:noProof/>
-              <w:sz w:val="22"/>
-              <w:szCs w:val="22"/>
+              <w:kern w:val="2"/>
+              <w:sz w:val="24"/>
+              <w14:ligatures w14:val="standardContextual"/>
             </w:rPr>
           </w:pPr>
-          <w:hyperlink w:anchor="_Toc90496905" w:history="1">
+          <w:hyperlink w:anchor="_Toc193304506" w:history="1">
             <w:r>
               <w:rPr>
                 <w:rStyle w:val="Hyperlink"/>
@@ -244,7 +247,7 @@
                 <w:noProof/>
                 <w:webHidden/>
               </w:rPr>
-              <w:instrText xml:space="preserve"> PAGEREF _Toc90496905 \h </w:instrText>
+              <w:instrText xml:space="preserve"> PAGEREF _Toc193304506 \h </w:instrText>
             </w:r>
             <w:r>
               <w:rPr>
@@ -284,11 +287,12 @@
             <w:rPr>
               <w:rFonts w:asciiTheme="minorHAnsi" w:eastAsiaTheme="minorEastAsia" w:hAnsiTheme="minorHAnsi" w:cstheme="minorBidi"/>
               <w:noProof/>
-              <w:sz w:val="22"/>
-              <w:szCs w:val="22"/>
+              <w:kern w:val="2"/>
+              <w:sz w:val="24"/>
+              <w14:ligatures w14:val="standardContextual"/>
             </w:rPr>
           </w:pPr>
-          <w:hyperlink w:anchor="_Toc90496906" w:history="1">
+          <w:hyperlink w:anchor="_Toc193304507" w:history="1">
             <w:r>
               <w:rPr>
                 <w:rStyle w:val="Hyperlink"/>
@@ -315,7 +319,7 @@
                 <w:noProof/>
                 <w:webHidden/>
               </w:rPr>
-              <w:instrText xml:space="preserve"> PAGEREF _Toc90496906 \h </w:instrText>
+              <w:instrText xml:space="preserve"> PAGEREF _Toc193304507 \h </w:instrText>
             </w:r>
             <w:r>
               <w:rPr>
@@ -364,7 +368,6 @@
         </w:p>
       </w:sdtContent>
     </w:sdt>
-    <w:bookmarkStart w:id="1" w:name="_Toc90496904" w:displacedByCustomXml="prev"/>
     <w:p>
       <w:r>
         <w:t>Time needed: 30 minutes</w:t>
@@ -374,6 +377,7 @@
       <w:pPr>
         <w:pStyle w:val="Heading2"/>
       </w:pPr>
+      <w:bookmarkStart w:id="1" w:name="_Toc193304505"/>
       <w:r>
         <w:t xml:space="preserve">How to </w:t>
       </w:r>
@@ -493,7 +497,7 @@
       <w:pPr>
         <w:pStyle w:val="Heading1"/>
       </w:pPr>
-      <w:bookmarkStart w:id="2" w:name="_Toc90496905"/>
+      <w:bookmarkStart w:id="2" w:name="_Toc193304506"/>
       <w:r>
         <w:t xml:space="preserve">Find </w:t>
       </w:r>
@@ -508,6 +512,40 @@
     <w:p>
       <w:r>
         <w:t>Time Required: 30 minutes</w:t>
+      </w:r>
+    </w:p>
+    <w:p>
+      <w:r>
+        <w:rPr>
+          <w:b/>
+          <w:bCs/>
+        </w:rPr>
+        <w:t>NOTE:</w:t>
+      </w:r>
+      <w:r>
+        <w:t xml:space="preserve"> Both Kali Linux and </w:t>
+      </w:r>
+      <w:proofErr w:type="spellStart"/>
+      <w:r>
+        <w:t>Metasploitable</w:t>
+      </w:r>
+      <w:proofErr w:type="spellEnd"/>
+      <w:r>
+        <w:t xml:space="preserve"> 2 should be on the </w:t>
+      </w:r>
+      <w:r>
+        <w:t xml:space="preserve">same </w:t>
+      </w:r>
+      <w:r>
+        <w:t xml:space="preserve">user created </w:t>
+      </w:r>
+      <w:proofErr w:type="spellStart"/>
+      <w:r>
+        <w:t>NatNetwork</w:t>
+      </w:r>
+      <w:proofErr w:type="spellEnd"/>
+      <w:r>
+        <w:t>.</w:t>
       </w:r>
     </w:p>
     <w:p>
@@ -535,12 +573,21 @@
       <w:r>
         <w:t xml:space="preserve">Start </w:t>
       </w:r>
+      <w:proofErr w:type="spellStart"/>
       <w:r>
         <w:rPr>
           <w:b/>
           <w:bCs/>
         </w:rPr>
-        <w:t>Metasploitable 2</w:t>
+        <w:t>Metasploitable</w:t>
+      </w:r>
+      <w:proofErr w:type="spellEnd"/>
+      <w:r>
+        <w:rPr>
+          <w:b/>
+          <w:bCs/>
+        </w:rPr>
+        <w:t xml:space="preserve"> 2</w:t>
       </w:r>
       <w:r>
         <w:t>.</w:t>
@@ -566,12 +613,21 @@
       <w:r>
         <w:t xml:space="preserve"> use </w:t>
       </w:r>
+      <w:proofErr w:type="spellStart"/>
       <w:r>
         <w:rPr>
           <w:b/>
           <w:bCs/>
         </w:rPr>
-        <w:t>ip a</w:t>
+        <w:t>ip</w:t>
+      </w:r>
+      <w:proofErr w:type="spellEnd"/>
+      <w:r>
+        <w:rPr>
+          <w:b/>
+          <w:bCs/>
+        </w:rPr>
+        <w:t xml:space="preserve"> a</w:t>
       </w:r>
       <w:r>
         <w:t xml:space="preserve"> to find the IP address.</w:t>
@@ -601,12 +657,21 @@
       <w:r>
         <w:t xml:space="preserve"> against </w:t>
       </w:r>
+      <w:proofErr w:type="spellStart"/>
       <w:r>
         <w:rPr>
           <w:b/>
           <w:bCs/>
         </w:rPr>
-        <w:t>Metasploitable 2</w:t>
+        <w:t>Metasploitable</w:t>
+      </w:r>
+      <w:proofErr w:type="spellEnd"/>
+      <w:r>
+        <w:rPr>
+          <w:b/>
+          <w:bCs/>
+        </w:rPr>
+        <w:t xml:space="preserve"> 2</w:t>
       </w:r>
     </w:p>
     <w:p>
@@ -618,17 +683,27 @@
         </w:numPr>
       </w:pPr>
       <w:r>
+        <w:lastRenderedPageBreak/>
         <w:t xml:space="preserve">In Kali Linux: </w:t>
       </w:r>
       <w:r>
         <w:tab/>
       </w:r>
+      <w:proofErr w:type="spellStart"/>
       <w:r>
         <w:rPr>
           <w:b/>
           <w:bCs/>
         </w:rPr>
-        <w:t>nmap -T4 -A -v</w:t>
+        <w:t>nmap</w:t>
+      </w:r>
+      <w:proofErr w:type="spellEnd"/>
+      <w:r>
+        <w:rPr>
+          <w:b/>
+          <w:bCs/>
+        </w:rPr>
+        <w:t xml:space="preserve"> -T4 -A -v</w:t>
       </w:r>
       <w:r>
         <w:rPr>
@@ -642,7 +717,38 @@
           <w:b/>
           <w:bCs/>
         </w:rPr>
-        <w:t xml:space="preserve"> &gt;&gt; nmapscan</w:t>
+        <w:t xml:space="preserve"> </w:t>
+      </w:r>
+      <w:r>
+        <w:rPr>
+          <w:b/>
+          <w:bCs/>
+        </w:rPr>
+        <w:t>| tee -a</w:t>
+      </w:r>
+      <w:r>
+        <w:rPr>
+          <w:b/>
+          <w:bCs/>
+        </w:rPr>
+        <w:t xml:space="preserve"> nmapscan</w:t>
+      </w:r>
+      <w:r>
+        <w:rPr>
+          <w:b/>
+          <w:bCs/>
+        </w:rPr>
+        <w:t>.txt</w:t>
+      </w:r>
+      <w:r>
+        <w:rPr>
+          <w:b/>
+          <w:bCs/>
+        </w:rPr>
+        <w:br/>
+      </w:r>
+      <w:r>
+        <w:t>This command will display the results to the command line and redirect the results to nmapscan.txt.</w:t>
       </w:r>
     </w:p>
     <w:p>
@@ -663,6 +769,13 @@
         </w:rPr>
         <w:t>less nmapscan</w:t>
       </w:r>
+      <w:r>
+        <w:rPr>
+          <w:b/>
+          <w:bCs/>
+        </w:rPr>
+        <w:t>.txt</w:t>
+      </w:r>
     </w:p>
     <w:p>
       <w:pPr>
@@ -673,7 +786,6 @@
         </w:numPr>
       </w:pPr>
       <w:r>
-        <w:lastRenderedPageBreak/>
         <w:t>Press the spacebar to go through the report. You will see port 139 listed.</w:t>
       </w:r>
     </w:p>
@@ -752,7 +864,23 @@
           <w:b/>
           <w:bCs/>
         </w:rPr>
-        <w:t>Samba smbd 3.x</w:t>
+        <w:t xml:space="preserve">Samba </w:t>
+      </w:r>
+      <w:proofErr w:type="spellStart"/>
+      <w:r>
+        <w:rPr>
+          <w:b/>
+          <w:bCs/>
+        </w:rPr>
+        <w:t>smbd</w:t>
+      </w:r>
+      <w:proofErr w:type="spellEnd"/>
+      <w:r>
+        <w:rPr>
+          <w:b/>
+          <w:bCs/>
+        </w:rPr>
+        <w:t xml:space="preserve"> 3.x</w:t>
       </w:r>
       <w:r>
         <w:rPr>
@@ -814,6 +942,7 @@
       <w:r>
         <w:t xml:space="preserve">: </w:t>
       </w:r>
+      <w:proofErr w:type="spellStart"/>
       <w:r>
         <w:rPr>
           <w:b/>
@@ -821,6 +950,7 @@
         </w:rPr>
         <w:t>msfconsole</w:t>
       </w:r>
+      <w:proofErr w:type="spellEnd"/>
     </w:p>
     <w:p>
       <w:pPr>
@@ -833,6 +963,7 @@
       <w:r>
         <w:t xml:space="preserve">Run the following command to launch the </w:t>
       </w:r>
+      <w:proofErr w:type="spellStart"/>
       <w:r>
         <w:rPr>
           <w:b/>
@@ -840,6 +971,7 @@
         </w:rPr>
         <w:t>usermap_script</w:t>
       </w:r>
+      <w:proofErr w:type="spellEnd"/>
       <w:r>
         <w:t xml:space="preserve"> exploit package.</w:t>
       </w:r>
@@ -917,6 +1049,7 @@
         </w:numPr>
       </w:pPr>
       <w:r>
+        <w:lastRenderedPageBreak/>
         <w:t xml:space="preserve">To show the options that can be set, type: </w:t>
       </w:r>
       <w:r>
@@ -936,17 +1069,33 @@
         </w:numPr>
       </w:pPr>
       <w:r>
-        <w:t xml:space="preserve">The exploit is already set to port </w:t>
+        <w:t>Use the set RHOS</w:t>
+      </w:r>
+      <w:r>
+        <w:t>T</w:t>
+      </w:r>
+      <w:r>
+        <w:t xml:space="preserve"> command to set the IP address of the </w:t>
+      </w:r>
+      <w:r>
+        <w:t>target.</w:t>
+      </w:r>
+      <w:r>
+        <w:br/>
       </w:r>
       <w:r>
         <w:rPr>
           <w:b/>
           <w:bCs/>
         </w:rPr>
-        <w:t>139</w:t>
-      </w:r>
-      <w:r>
-        <w:t>.</w:t>
+        <w:t>set RHOST IPADDRESS</w:t>
+      </w:r>
+      <w:r>
+        <w:rPr>
+          <w:b/>
+          <w:bCs/>
+        </w:rPr>
+        <w:t>_OF_METASPLOITABLE</w:t>
       </w:r>
     </w:p>
     <w:p>
@@ -958,38 +1107,6 @@
         </w:numPr>
       </w:pPr>
       <w:r>
-        <w:t>Use the set RHOS</w:t>
-      </w:r>
-      <w:r>
-        <w:t>T</w:t>
-      </w:r>
-      <w:r>
-        <w:t xml:space="preserve"> command to set the IP address of the </w:t>
-      </w:r>
-      <w:r>
-        <w:t>target.</w:t>
-      </w:r>
-      <w:r>
-        <w:br/>
-      </w:r>
-      <w:r>
-        <w:rPr>
-          <w:b/>
-          <w:bCs/>
-        </w:rPr>
-        <w:t>set RHOST IPADDRESS</w:t>
-      </w:r>
-    </w:p>
-    <w:p>
-      <w:pPr>
-        <w:pStyle w:val="ListParagraph"/>
-        <w:numPr>
-          <w:ilvl w:val="0"/>
-          <w:numId w:val="4"/>
-        </w:numPr>
-      </w:pPr>
-      <w:r>
-        <w:lastRenderedPageBreak/>
         <w:t xml:space="preserve">Type: </w:t>
       </w:r>
       <w:r>
@@ -1169,6 +1286,7 @@
       <w:r>
         <w:t xml:space="preserve">Type </w:t>
       </w:r>
+      <w:proofErr w:type="spellStart"/>
       <w:r>
         <w:rPr>
           <w:b/>
@@ -1176,6 +1294,7 @@
         </w:rPr>
         <w:t>pwd</w:t>
       </w:r>
+      <w:proofErr w:type="spellEnd"/>
       <w:r>
         <w:t xml:space="preserve"> This will show your present working directory as /</w:t>
       </w:r>
@@ -1213,12 +1332,21 @@
       <w:r>
         <w:t xml:space="preserve">Type </w:t>
       </w:r>
+      <w:proofErr w:type="spellStart"/>
       <w:r>
         <w:rPr>
           <w:b/>
           <w:bCs/>
         </w:rPr>
-        <w:t>uname -a</w:t>
+        <w:t>uname</w:t>
+      </w:r>
+      <w:proofErr w:type="spellEnd"/>
+      <w:r>
+        <w:rPr>
+          <w:b/>
+          <w:bCs/>
+        </w:rPr>
+        <w:t xml:space="preserve"> -a</w:t>
       </w:r>
       <w:r>
         <w:rPr>
@@ -1228,7 +1356,15 @@
         <w:t xml:space="preserve"> </w:t>
       </w:r>
       <w:r>
-        <w:t>You should see that you are on the metasploitable server.</w:t>
+        <w:t xml:space="preserve">You should see that you are on the </w:t>
+      </w:r>
+      <w:proofErr w:type="spellStart"/>
+      <w:r>
+        <w:t>metasploitable</w:t>
+      </w:r>
+      <w:proofErr w:type="spellEnd"/>
+      <w:r>
+        <w:t xml:space="preserve"> server.</w:t>
       </w:r>
     </w:p>
     <w:p>
@@ -1308,18 +1444,6 @@
         </w:numPr>
       </w:pPr>
       <w:r>
-        <w:t xml:space="preserve">You should see a file listing on the ftp server. </w:t>
-      </w:r>
-    </w:p>
-    <w:p>
-      <w:pPr>
-        <w:pStyle w:val="ListParagraph"/>
-        <w:numPr>
-          <w:ilvl w:val="0"/>
-          <w:numId w:val="4"/>
-        </w:numPr>
-      </w:pPr>
-      <w:r>
         <w:t>Insert a screenshot of your results.</w:t>
       </w:r>
     </w:p>
@@ -1373,7 +1497,7 @@
       <w:pPr>
         <w:pStyle w:val="Heading2"/>
       </w:pPr>
-      <w:bookmarkStart w:id="3" w:name="_Toc90496906"/>
+      <w:bookmarkStart w:id="3" w:name="_Toc193304507"/>
       <w:r>
         <w:t>Assignment Submission</w:t>
       </w:r>
@@ -1385,12 +1509,7 @@
       </w:r>
     </w:p>
     <w:sectPr>
-      <w:headerReference w:type="even" r:id="rId11"/>
-      <w:headerReference w:type="default" r:id="rId12"/>
-      <w:footerReference w:type="even" r:id="rId13"/>
-      <w:footerReference w:type="default" r:id="rId14"/>
-      <w:headerReference w:type="first" r:id="rId15"/>
-      <w:footerReference w:type="first" r:id="rId16"/>
+      <w:footerReference w:type="default" r:id="rId11"/>
       <w:pgSz w:w="12240" w:h="15840"/>
       <w:pgMar w:top="1440" w:right="1440" w:bottom="1440" w:left="1440" w:header="720" w:footer="720" w:gutter="0"/>
       <w:cols w:space="720"/>
@@ -1401,7 +1520,7 @@
 </file>
 
 <file path=word/endnotes.xml><?xml version="1.0" encoding="utf-8"?>
-<w:endnotes xmlns:wpc="http://schemas.microsoft.com/office/word/2010/wordprocessingCanvas" xmlns:cx="http://schemas.microsoft.com/office/drawing/2014/chartex" xmlns:cx1="http://schemas.microsoft.com/office/drawing/2015/9/8/chartex" xmlns:cx2="http://schemas.microsoft.com/office/drawing/2015/10/21/chartex" xmlns:cx3="http://schemas.microsoft.com/office/drawing/2016/5/9/chartex" xmlns:cx4="http://schemas.microsoft.com/office/drawing/2016/5/10/chartex" xmlns:cx5="http://schemas.microsoft.com/office/drawing/2016/5/11/chartex" xmlns:cx6="http://schemas.microsoft.com/office/drawing/2016/5/12/chartex" xmlns:cx7="http://schemas.microsoft.com/office/drawing/2016/5/13/chartex" xmlns:cx8="http://schemas.microsoft.com/office/drawing/2016/5/14/chartex" xmlns:mc="http://schemas.openxmlformats.org/markup-compatibility/2006" xmlns:aink="http://schemas.microsoft.com/office/drawing/2016/ink" xmlns:am3d="http://schemas.microsoft.com/office/drawing/2017/model3d" xmlns:o="urn:schemas-microsoft-com:office:office" xmlns:r="http://schemas.openxmlformats.org/officeDocument/2006/relationships" xmlns:m="http://schemas.openxmlformats.org/officeDocument/2006/math" xmlns:v="urn:schemas-microsoft-com:vml" xmlns:wp14="http://schemas.microsoft.com/office/word/2010/wordprocessingDrawing" xmlns:wp="http://schemas.openxmlformats.org/drawingml/2006/wordprocessingDrawing" xmlns:w10="urn:schemas-microsoft-com:office:word" xmlns:w="http://schemas.openxmlformats.org/wordprocessingml/2006/main" xmlns:w14="http://schemas.microsoft.com/office/word/2010/wordml" xmlns:w15="http://schemas.microsoft.com/office/word/2012/wordml" xmlns:w16cex="http://schemas.microsoft.com/office/word/2018/wordml/cex" xmlns:w16cid="http://schemas.microsoft.com/office/word/2016/wordml/cid" xmlns:w16="http://schemas.microsoft.com/office/word/2018/wordml" xmlns:w16sdtdh="http://schemas.microsoft.com/office/word/2020/wordml/sdtdatahash" xmlns:w16se="http://schemas.microsoft.com/office/word/2015/wordml/symex" xmlns:wpg="http://schemas.microsoft.com/office/word/2010/wordprocessingGroup" xmlns:wpi="http://schemas.microsoft.com/office/word/2010/wordprocessingInk" xmlns:wne="http://schemas.microsoft.com/office/word/2006/wordml" xmlns:wps="http://schemas.microsoft.com/office/word/2010/wordprocessingShape" mc:Ignorable="w14 w15 w16se w16cid w16 w16cex w16sdtdh wp14">
+<w:endnotes xmlns:wpc="http://schemas.microsoft.com/office/word/2010/wordprocessingCanvas" xmlns:cx="http://schemas.microsoft.com/office/drawing/2014/chartex" xmlns:cx1="http://schemas.microsoft.com/office/drawing/2015/9/8/chartex" xmlns:cx2="http://schemas.microsoft.com/office/drawing/2015/10/21/chartex" xmlns:cx3="http://schemas.microsoft.com/office/drawing/2016/5/9/chartex" xmlns:cx4="http://schemas.microsoft.com/office/drawing/2016/5/10/chartex" xmlns:cx5="http://schemas.microsoft.com/office/drawing/2016/5/11/chartex" xmlns:cx6="http://schemas.microsoft.com/office/drawing/2016/5/12/chartex" xmlns:cx7="http://schemas.microsoft.com/office/drawing/2016/5/13/chartex" xmlns:cx8="http://schemas.microsoft.com/office/drawing/2016/5/14/chartex" xmlns:mc="http://schemas.openxmlformats.org/markup-compatibility/2006" xmlns:aink="http://schemas.microsoft.com/office/drawing/2016/ink" xmlns:am3d="http://schemas.microsoft.com/office/drawing/2017/model3d" xmlns:o="urn:schemas-microsoft-com:office:office" xmlns:oel="http://schemas.microsoft.com/office/2019/extlst" xmlns:r="http://schemas.openxmlformats.org/officeDocument/2006/relationships" xmlns:m="http://schemas.openxmlformats.org/officeDocument/2006/math" xmlns:v="urn:schemas-microsoft-com:vml" xmlns:wp14="http://schemas.microsoft.com/office/word/2010/wordprocessingDrawing" xmlns:wp="http://schemas.openxmlformats.org/drawingml/2006/wordprocessingDrawing" xmlns:w10="urn:schemas-microsoft-com:office:word" xmlns:w="http://schemas.openxmlformats.org/wordprocessingml/2006/main" xmlns:w14="http://schemas.microsoft.com/office/word/2010/wordml" xmlns:w15="http://schemas.microsoft.com/office/word/2012/wordml" xmlns:w16cex="http://schemas.microsoft.com/office/word/2018/wordml/cex" xmlns:w16cid="http://schemas.microsoft.com/office/word/2016/wordml/cid" xmlns:w16="http://schemas.microsoft.com/office/word/2018/wordml" xmlns:w16du="http://schemas.microsoft.com/office/word/2023/wordml/word16du" xmlns:w16sdtdh="http://schemas.microsoft.com/office/word/2020/wordml/sdtdatahash" xmlns:w16sdtfl="http://schemas.microsoft.com/office/word/2024/wordml/sdtformatlock" xmlns:w16se="http://schemas.microsoft.com/office/word/2015/wordml/symex" xmlns:wpg="http://schemas.microsoft.com/office/word/2010/wordprocessingGroup" xmlns:wpi="http://schemas.microsoft.com/office/word/2010/wordprocessingInk" xmlns:wne="http://schemas.microsoft.com/office/word/2006/wordml" xmlns:wps="http://schemas.microsoft.com/office/word/2010/wordprocessingShape" mc:Ignorable="w14 w15 w16se w16cid w16 w16cex w16sdtdh w16sdtfl w16du wp14">
   <w:endnote w:type="separator" w:id="-1">
     <w:p>
       <w:r>
@@ -1420,17 +1539,7 @@
 </file>
 
 <file path=word/footer1.xml><?xml version="1.0" encoding="utf-8"?>
-<w:ftr xmlns:wpc="http://schemas.microsoft.com/office/word/2010/wordprocessingCanvas" xmlns:cx="http://schemas.microsoft.com/office/drawing/2014/chartex" xmlns:cx1="http://schemas.microsoft.com/office/drawing/2015/9/8/chartex" xmlns:cx2="http://schemas.microsoft.com/office/drawing/2015/10/21/chartex" xmlns:cx3="http://schemas.microsoft.com/office/drawing/2016/5/9/chartex" xmlns:cx4="http://schemas.microsoft.com/office/drawing/2016/5/10/chartex" xmlns:cx5="http://schemas.microsoft.com/office/drawing/2016/5/11/chartex" xmlns:cx6="http://schemas.microsoft.com/office/drawing/2016/5/12/chartex" xmlns:cx7="http://schemas.microsoft.com/office/drawing/2016/5/13/chartex" xmlns:cx8="http://schemas.microsoft.com/office/drawing/2016/5/14/chartex" xmlns:mc="http://schemas.openxmlformats.org/markup-compatibility/2006" xmlns:aink="http://schemas.microsoft.com/office/drawing/2016/ink" xmlns:am3d="http://schemas.microsoft.com/office/drawing/2017/model3d" xmlns:o="urn:schemas-microsoft-com:office:office" xmlns:r="http://schemas.openxmlformats.org/officeDocument/2006/relationships" xmlns:m="http://schemas.openxmlformats.org/officeDocument/2006/math" xmlns:v="urn:schemas-microsoft-com:vml" xmlns:wp14="http://schemas.microsoft.com/office/word/2010/wordprocessingDrawing" xmlns:wp="http://schemas.openxmlformats.org/drawingml/2006/wordprocessingDrawing" xmlns:w10="urn:schemas-microsoft-com:office:word" xmlns:w="http://schemas.openxmlformats.org/wordprocessingml/2006/main" xmlns:w14="http://schemas.microsoft.com/office/word/2010/wordml" xmlns:w15="http://schemas.microsoft.com/office/word/2012/wordml" xmlns:w16cex="http://schemas.microsoft.com/office/word/2018/wordml/cex" xmlns:w16cid="http://schemas.microsoft.com/office/word/2016/wordml/cid" xmlns:w16="http://schemas.microsoft.com/office/word/2018/wordml" xmlns:w16sdtdh="http://schemas.microsoft.com/office/word/2020/wordml/sdtdatahash" xmlns:w16se="http://schemas.microsoft.com/office/word/2015/wordml/symex" xmlns:wpg="http://schemas.microsoft.com/office/word/2010/wordprocessingGroup" xmlns:wpi="http://schemas.microsoft.com/office/word/2010/wordprocessingInk" xmlns:wne="http://schemas.microsoft.com/office/word/2006/wordml" xmlns:wps="http://schemas.microsoft.com/office/word/2010/wordprocessingShape" mc:Ignorable="w14 w15 w16se w16cid w16 w16cex w16sdtdh wp14">
-  <w:p>
-    <w:pPr>
-      <w:pStyle w:val="Footer"/>
-    </w:pPr>
-  </w:p>
-</w:ftr>
-</file>
-
-<file path=word/footer2.xml><?xml version="1.0" encoding="utf-8"?>
-<w:ftr xmlns:wpc="http://schemas.microsoft.com/office/word/2010/wordprocessingCanvas" xmlns:cx="http://schemas.microsoft.com/office/drawing/2014/chartex" xmlns:cx1="http://schemas.microsoft.com/office/drawing/2015/9/8/chartex" xmlns:cx2="http://schemas.microsoft.com/office/drawing/2015/10/21/chartex" xmlns:cx3="http://schemas.microsoft.com/office/drawing/2016/5/9/chartex" xmlns:cx4="http://schemas.microsoft.com/office/drawing/2016/5/10/chartex" xmlns:cx5="http://schemas.microsoft.com/office/drawing/2016/5/11/chartex" xmlns:cx6="http://schemas.microsoft.com/office/drawing/2016/5/12/chartex" xmlns:cx7="http://schemas.microsoft.com/office/drawing/2016/5/13/chartex" xmlns:cx8="http://schemas.microsoft.com/office/drawing/2016/5/14/chartex" xmlns:mc="http://schemas.openxmlformats.org/markup-compatibility/2006" xmlns:aink="http://schemas.microsoft.com/office/drawing/2016/ink" xmlns:am3d="http://schemas.microsoft.com/office/drawing/2017/model3d" xmlns:o="urn:schemas-microsoft-com:office:office" xmlns:r="http://schemas.openxmlformats.org/officeDocument/2006/relationships" xmlns:m="http://schemas.openxmlformats.org/officeDocument/2006/math" xmlns:v="urn:schemas-microsoft-com:vml" xmlns:wp14="http://schemas.microsoft.com/office/word/2010/wordprocessingDrawing" xmlns:wp="http://schemas.openxmlformats.org/drawingml/2006/wordprocessingDrawing" xmlns:w10="urn:schemas-microsoft-com:office:word" xmlns:w="http://schemas.openxmlformats.org/wordprocessingml/2006/main" xmlns:w14="http://schemas.microsoft.com/office/word/2010/wordml" xmlns:w15="http://schemas.microsoft.com/office/word/2012/wordml" xmlns:w16cex="http://schemas.microsoft.com/office/word/2018/wordml/cex" xmlns:w16cid="http://schemas.microsoft.com/office/word/2016/wordml/cid" xmlns:w16="http://schemas.microsoft.com/office/word/2018/wordml" xmlns:w16sdtdh="http://schemas.microsoft.com/office/word/2020/wordml/sdtdatahash" xmlns:w16se="http://schemas.microsoft.com/office/word/2015/wordml/symex" xmlns:wpg="http://schemas.microsoft.com/office/word/2010/wordprocessingGroup" xmlns:wpi="http://schemas.microsoft.com/office/word/2010/wordprocessingInk" xmlns:wne="http://schemas.microsoft.com/office/word/2006/wordml" xmlns:wps="http://schemas.microsoft.com/office/word/2010/wordprocessingShape" mc:Ignorable="w14 w15 w16se w16cid w16 w16cex w16sdtdh wp14">
+<w:ftr xmlns:wpc="http://schemas.microsoft.com/office/word/2010/wordprocessingCanvas" xmlns:cx="http://schemas.microsoft.com/office/drawing/2014/chartex" xmlns:cx1="http://schemas.microsoft.com/office/drawing/2015/9/8/chartex" xmlns:cx2="http://schemas.microsoft.com/office/drawing/2015/10/21/chartex" xmlns:cx3="http://schemas.microsoft.com/office/drawing/2016/5/9/chartex" xmlns:cx4="http://schemas.microsoft.com/office/drawing/2016/5/10/chartex" xmlns:cx5="http://schemas.microsoft.com/office/drawing/2016/5/11/chartex" xmlns:cx6="http://schemas.microsoft.com/office/drawing/2016/5/12/chartex" xmlns:cx7="http://schemas.microsoft.com/office/drawing/2016/5/13/chartex" xmlns:cx8="http://schemas.microsoft.com/office/drawing/2016/5/14/chartex" xmlns:mc="http://schemas.openxmlformats.org/markup-compatibility/2006" xmlns:aink="http://schemas.microsoft.com/office/drawing/2016/ink" xmlns:am3d="http://schemas.microsoft.com/office/drawing/2017/model3d" xmlns:o="urn:schemas-microsoft-com:office:office" xmlns:oel="http://schemas.microsoft.com/office/2019/extlst" xmlns:r="http://schemas.openxmlformats.org/officeDocument/2006/relationships" xmlns:m="http://schemas.openxmlformats.org/officeDocument/2006/math" xmlns:v="urn:schemas-microsoft-com:vml" xmlns:wp14="http://schemas.microsoft.com/office/word/2010/wordprocessingDrawing" xmlns:wp="http://schemas.openxmlformats.org/drawingml/2006/wordprocessingDrawing" xmlns:w10="urn:schemas-microsoft-com:office:word" xmlns:w="http://schemas.openxmlformats.org/wordprocessingml/2006/main" xmlns:w14="http://schemas.microsoft.com/office/word/2010/wordml" xmlns:w15="http://schemas.microsoft.com/office/word/2012/wordml" xmlns:w16cex="http://schemas.microsoft.com/office/word/2018/wordml/cex" xmlns:w16cid="http://schemas.microsoft.com/office/word/2016/wordml/cid" xmlns:w16="http://schemas.microsoft.com/office/word/2018/wordml" xmlns:w16du="http://schemas.microsoft.com/office/word/2023/wordml/word16du" xmlns:w16sdtdh="http://schemas.microsoft.com/office/word/2020/wordml/sdtdatahash" xmlns:w16sdtfl="http://schemas.microsoft.com/office/word/2024/wordml/sdtformatlock" xmlns:w16se="http://schemas.microsoft.com/office/word/2015/wordml/symex" xmlns:wpg="http://schemas.microsoft.com/office/word/2010/wordprocessingGroup" xmlns:wpi="http://schemas.microsoft.com/office/word/2010/wordprocessingInk" xmlns:wne="http://schemas.microsoft.com/office/word/2006/wordml" xmlns:wps="http://schemas.microsoft.com/office/word/2010/wordprocessingShape" mc:Ignorable="w14 w15 w16se w16cid w16 w16cex w16sdtdh w16sdtfl w16du wp14">
   <w:p>
     <w:pPr>
       <w:pStyle w:val="Footer"/>
@@ -1508,13 +1617,13 @@
       <w:t>0</w:t>
     </w:r>
     <w:r>
-      <w:t>4</w:t>
+      <w:t>3</w:t>
     </w:r>
     <w:r>
       <w:t>/</w:t>
     </w:r>
     <w:r>
-      <w:t>04</w:t>
+      <w:t>19</w:t>
     </w:r>
     <w:r>
       <w:t>/</w:t>
@@ -1523,24 +1632,14 @@
       <w:t>202</w:t>
     </w:r>
     <w:r>
-      <w:t>2</w:t>
+      <w:t>5</w:t>
     </w:r>
   </w:p>
 </w:ftr>
 </file>
 
-<file path=word/footer3.xml><?xml version="1.0" encoding="utf-8"?>
-<w:ftr xmlns:wpc="http://schemas.microsoft.com/office/word/2010/wordprocessingCanvas" xmlns:cx="http://schemas.microsoft.com/office/drawing/2014/chartex" xmlns:cx1="http://schemas.microsoft.com/office/drawing/2015/9/8/chartex" xmlns:cx2="http://schemas.microsoft.com/office/drawing/2015/10/21/chartex" xmlns:cx3="http://schemas.microsoft.com/office/drawing/2016/5/9/chartex" xmlns:cx4="http://schemas.microsoft.com/office/drawing/2016/5/10/chartex" xmlns:cx5="http://schemas.microsoft.com/office/drawing/2016/5/11/chartex" xmlns:cx6="http://schemas.microsoft.com/office/drawing/2016/5/12/chartex" xmlns:cx7="http://schemas.microsoft.com/office/drawing/2016/5/13/chartex" xmlns:cx8="http://schemas.microsoft.com/office/drawing/2016/5/14/chartex" xmlns:mc="http://schemas.openxmlformats.org/markup-compatibility/2006" xmlns:aink="http://schemas.microsoft.com/office/drawing/2016/ink" xmlns:am3d="http://schemas.microsoft.com/office/drawing/2017/model3d" xmlns:o="urn:schemas-microsoft-com:office:office" xmlns:r="http://schemas.openxmlformats.org/officeDocument/2006/relationships" xmlns:m="http://schemas.openxmlformats.org/officeDocument/2006/math" xmlns:v="urn:schemas-microsoft-com:vml" xmlns:wp14="http://schemas.microsoft.com/office/word/2010/wordprocessingDrawing" xmlns:wp="http://schemas.openxmlformats.org/drawingml/2006/wordprocessingDrawing" xmlns:w10="urn:schemas-microsoft-com:office:word" xmlns:w="http://schemas.openxmlformats.org/wordprocessingml/2006/main" xmlns:w14="http://schemas.microsoft.com/office/word/2010/wordml" xmlns:w15="http://schemas.microsoft.com/office/word/2012/wordml" xmlns:w16cex="http://schemas.microsoft.com/office/word/2018/wordml/cex" xmlns:w16cid="http://schemas.microsoft.com/office/word/2016/wordml/cid" xmlns:w16="http://schemas.microsoft.com/office/word/2018/wordml" xmlns:w16sdtdh="http://schemas.microsoft.com/office/word/2020/wordml/sdtdatahash" xmlns:w16se="http://schemas.microsoft.com/office/word/2015/wordml/symex" xmlns:wpg="http://schemas.microsoft.com/office/word/2010/wordprocessingGroup" xmlns:wpi="http://schemas.microsoft.com/office/word/2010/wordprocessingInk" xmlns:wne="http://schemas.microsoft.com/office/word/2006/wordml" xmlns:wps="http://schemas.microsoft.com/office/word/2010/wordprocessingShape" mc:Ignorable="w14 w15 w16se w16cid w16 w16cex w16sdtdh wp14">
-  <w:p>
-    <w:pPr>
-      <w:pStyle w:val="Footer"/>
-    </w:pPr>
-  </w:p>
-</w:ftr>
-</file>
-
 <file path=word/footnotes.xml><?xml version="1.0" encoding="utf-8"?>
-<w:footnotes xmlns:wpc="http://schemas.microsoft.com/office/word/2010/wordprocessingCanvas" xmlns:cx="http://schemas.microsoft.com/office/drawing/2014/chartex" xmlns:cx1="http://schemas.microsoft.com/office/drawing/2015/9/8/chartex" xmlns:cx2="http://schemas.microsoft.com/office/drawing/2015/10/21/chartex" xmlns:cx3="http://schemas.microsoft.com/office/drawing/2016/5/9/chartex" xmlns:cx4="http://schemas.microsoft.com/office/drawing/2016/5/10/chartex" xmlns:cx5="http://schemas.microsoft.com/office/drawing/2016/5/11/chartex" xmlns:cx6="http://schemas.microsoft.com/office/drawing/2016/5/12/chartex" xmlns:cx7="http://schemas.microsoft.com/office/drawing/2016/5/13/chartex" xmlns:cx8="http://schemas.microsoft.com/office/drawing/2016/5/14/chartex" xmlns:mc="http://schemas.openxmlformats.org/markup-compatibility/2006" xmlns:aink="http://schemas.microsoft.com/office/drawing/2016/ink" xmlns:am3d="http://schemas.microsoft.com/office/drawing/2017/model3d" xmlns:o="urn:schemas-microsoft-com:office:office" xmlns:r="http://schemas.openxmlformats.org/officeDocument/2006/relationships" xmlns:m="http://schemas.openxmlformats.org/officeDocument/2006/math" xmlns:v="urn:schemas-microsoft-com:vml" xmlns:wp14="http://schemas.microsoft.com/office/word/2010/wordprocessingDrawing" xmlns:wp="http://schemas.openxmlformats.org/drawingml/2006/wordprocessingDrawing" xmlns:w10="urn:schemas-microsoft-com:office:word" xmlns:w="http://schemas.openxmlformats.org/wordprocessingml/2006/main" xmlns:w14="http://schemas.microsoft.com/office/word/2010/wordml" xmlns:w15="http://schemas.microsoft.com/office/word/2012/wordml" xmlns:w16cex="http://schemas.microsoft.com/office/word/2018/wordml/cex" xmlns:w16cid="http://schemas.microsoft.com/office/word/2016/wordml/cid" xmlns:w16="http://schemas.microsoft.com/office/word/2018/wordml" xmlns:w16sdtdh="http://schemas.microsoft.com/office/word/2020/wordml/sdtdatahash" xmlns:w16se="http://schemas.microsoft.com/office/word/2015/wordml/symex" xmlns:wpg="http://schemas.microsoft.com/office/word/2010/wordprocessingGroup" xmlns:wpi="http://schemas.microsoft.com/office/word/2010/wordprocessingInk" xmlns:wne="http://schemas.microsoft.com/office/word/2006/wordml" xmlns:wps="http://schemas.microsoft.com/office/word/2010/wordprocessingShape" mc:Ignorable="w14 w15 w16se w16cid w16 w16cex w16sdtdh wp14">
+<w:footnotes xmlns:wpc="http://schemas.microsoft.com/office/word/2010/wordprocessingCanvas" xmlns:cx="http://schemas.microsoft.com/office/drawing/2014/chartex" xmlns:cx1="http://schemas.microsoft.com/office/drawing/2015/9/8/chartex" xmlns:cx2="http://schemas.microsoft.com/office/drawing/2015/10/21/chartex" xmlns:cx3="http://schemas.microsoft.com/office/drawing/2016/5/9/chartex" xmlns:cx4="http://schemas.microsoft.com/office/drawing/2016/5/10/chartex" xmlns:cx5="http://schemas.microsoft.com/office/drawing/2016/5/11/chartex" xmlns:cx6="http://schemas.microsoft.com/office/drawing/2016/5/12/chartex" xmlns:cx7="http://schemas.microsoft.com/office/drawing/2016/5/13/chartex" xmlns:cx8="http://schemas.microsoft.com/office/drawing/2016/5/14/chartex" xmlns:mc="http://schemas.openxmlformats.org/markup-compatibility/2006" xmlns:aink="http://schemas.microsoft.com/office/drawing/2016/ink" xmlns:am3d="http://schemas.microsoft.com/office/drawing/2017/model3d" xmlns:o="urn:schemas-microsoft-com:office:office" xmlns:oel="http://schemas.microsoft.com/office/2019/extlst" xmlns:r="http://schemas.openxmlformats.org/officeDocument/2006/relationships" xmlns:m="http://schemas.openxmlformats.org/officeDocument/2006/math" xmlns:v="urn:schemas-microsoft-com:vml" xmlns:wp14="http://schemas.microsoft.com/office/word/2010/wordprocessingDrawing" xmlns:wp="http://schemas.openxmlformats.org/drawingml/2006/wordprocessingDrawing" xmlns:w10="urn:schemas-microsoft-com:office:word" xmlns:w="http://schemas.openxmlformats.org/wordprocessingml/2006/main" xmlns:w14="http://schemas.microsoft.com/office/word/2010/wordml" xmlns:w15="http://schemas.microsoft.com/office/word/2012/wordml" xmlns:w16cex="http://schemas.microsoft.com/office/word/2018/wordml/cex" xmlns:w16cid="http://schemas.microsoft.com/office/word/2016/wordml/cid" xmlns:w16="http://schemas.microsoft.com/office/word/2018/wordml" xmlns:w16du="http://schemas.microsoft.com/office/word/2023/wordml/word16du" xmlns:w16sdtdh="http://schemas.microsoft.com/office/word/2020/wordml/sdtdatahash" xmlns:w16sdtfl="http://schemas.microsoft.com/office/word/2024/wordml/sdtformatlock" xmlns:w16se="http://schemas.microsoft.com/office/word/2015/wordml/symex" xmlns:wpg="http://schemas.microsoft.com/office/word/2010/wordprocessingGroup" xmlns:wpi="http://schemas.microsoft.com/office/word/2010/wordprocessingInk" xmlns:wne="http://schemas.microsoft.com/office/word/2006/wordml" xmlns:wps="http://schemas.microsoft.com/office/word/2010/wordprocessingShape" mc:Ignorable="w14 w15 w16se w16cid w16 w16cex w16sdtdh w16sdtfl w16du wp14">
   <w:footnote w:type="separator" w:id="-1">
     <w:p>
       <w:r>
@@ -1558,38 +1657,8 @@
 </w:footnotes>
 </file>
 
-<file path=word/header1.xml><?xml version="1.0" encoding="utf-8"?>
-<w:hdr xmlns:wpc="http://schemas.microsoft.com/office/word/2010/wordprocessingCanvas" xmlns:cx="http://schemas.microsoft.com/office/drawing/2014/chartex" xmlns:cx1="http://schemas.microsoft.com/office/drawing/2015/9/8/chartex" xmlns:cx2="http://schemas.microsoft.com/office/drawing/2015/10/21/chartex" xmlns:cx3="http://schemas.microsoft.com/office/drawing/2016/5/9/chartex" xmlns:cx4="http://schemas.microsoft.com/office/drawing/2016/5/10/chartex" xmlns:cx5="http://schemas.microsoft.com/office/drawing/2016/5/11/chartex" xmlns:cx6="http://schemas.microsoft.com/office/drawing/2016/5/12/chartex" xmlns:cx7="http://schemas.microsoft.com/office/drawing/2016/5/13/chartex" xmlns:cx8="http://schemas.microsoft.com/office/drawing/2016/5/14/chartex" xmlns:mc="http://schemas.openxmlformats.org/markup-compatibility/2006" xmlns:aink="http://schemas.microsoft.com/office/drawing/2016/ink" xmlns:am3d="http://schemas.microsoft.com/office/drawing/2017/model3d" xmlns:o="urn:schemas-microsoft-com:office:office" xmlns:r="http://schemas.openxmlformats.org/officeDocument/2006/relationships" xmlns:m="http://schemas.openxmlformats.org/officeDocument/2006/math" xmlns:v="urn:schemas-microsoft-com:vml" xmlns:wp14="http://schemas.microsoft.com/office/word/2010/wordprocessingDrawing" xmlns:wp="http://schemas.openxmlformats.org/drawingml/2006/wordprocessingDrawing" xmlns:w10="urn:schemas-microsoft-com:office:word" xmlns:w="http://schemas.openxmlformats.org/wordprocessingml/2006/main" xmlns:w14="http://schemas.microsoft.com/office/word/2010/wordml" xmlns:w15="http://schemas.microsoft.com/office/word/2012/wordml" xmlns:w16cex="http://schemas.microsoft.com/office/word/2018/wordml/cex" xmlns:w16cid="http://schemas.microsoft.com/office/word/2016/wordml/cid" xmlns:w16="http://schemas.microsoft.com/office/word/2018/wordml" xmlns:w16sdtdh="http://schemas.microsoft.com/office/word/2020/wordml/sdtdatahash" xmlns:w16se="http://schemas.microsoft.com/office/word/2015/wordml/symex" xmlns:wpg="http://schemas.microsoft.com/office/word/2010/wordprocessingGroup" xmlns:wpi="http://schemas.microsoft.com/office/word/2010/wordprocessingInk" xmlns:wne="http://schemas.microsoft.com/office/word/2006/wordml" xmlns:wps="http://schemas.microsoft.com/office/word/2010/wordprocessingShape" mc:Ignorable="w14 w15 w16se w16cid w16 w16cex w16sdtdh wp14">
-  <w:p>
-    <w:pPr>
-      <w:pStyle w:val="Header"/>
-    </w:pPr>
-  </w:p>
-</w:hdr>
-</file>
-
-<file path=word/header2.xml><?xml version="1.0" encoding="utf-8"?>
-<w:hdr xmlns:wpc="http://schemas.microsoft.com/office/word/2010/wordprocessingCanvas" xmlns:cx="http://schemas.microsoft.com/office/drawing/2014/chartex" xmlns:cx1="http://schemas.microsoft.com/office/drawing/2015/9/8/chartex" xmlns:cx2="http://schemas.microsoft.com/office/drawing/2015/10/21/chartex" xmlns:cx3="http://schemas.microsoft.com/office/drawing/2016/5/9/chartex" xmlns:cx4="http://schemas.microsoft.com/office/drawing/2016/5/10/chartex" xmlns:cx5="http://schemas.microsoft.com/office/drawing/2016/5/11/chartex" xmlns:cx6="http://schemas.microsoft.com/office/drawing/2016/5/12/chartex" xmlns:cx7="http://schemas.microsoft.com/office/drawing/2016/5/13/chartex" xmlns:cx8="http://schemas.microsoft.com/office/drawing/2016/5/14/chartex" xmlns:mc="http://schemas.openxmlformats.org/markup-compatibility/2006" xmlns:aink="http://schemas.microsoft.com/office/drawing/2016/ink" xmlns:am3d="http://schemas.microsoft.com/office/drawing/2017/model3d" xmlns:o="urn:schemas-microsoft-com:office:office" xmlns:r="http://schemas.openxmlformats.org/officeDocument/2006/relationships" xmlns:m="http://schemas.openxmlformats.org/officeDocument/2006/math" xmlns:v="urn:schemas-microsoft-com:vml" xmlns:wp14="http://schemas.microsoft.com/office/word/2010/wordprocessingDrawing" xmlns:wp="http://schemas.openxmlformats.org/drawingml/2006/wordprocessingDrawing" xmlns:w10="urn:schemas-microsoft-com:office:word" xmlns:w="http://schemas.openxmlformats.org/wordprocessingml/2006/main" xmlns:w14="http://schemas.microsoft.com/office/word/2010/wordml" xmlns:w15="http://schemas.microsoft.com/office/word/2012/wordml" xmlns:w16cex="http://schemas.microsoft.com/office/word/2018/wordml/cex" xmlns:w16cid="http://schemas.microsoft.com/office/word/2016/wordml/cid" xmlns:w16="http://schemas.microsoft.com/office/word/2018/wordml" xmlns:w16sdtdh="http://schemas.microsoft.com/office/word/2020/wordml/sdtdatahash" xmlns:w16se="http://schemas.microsoft.com/office/word/2015/wordml/symex" xmlns:wpg="http://schemas.microsoft.com/office/word/2010/wordprocessingGroup" xmlns:wpi="http://schemas.microsoft.com/office/word/2010/wordprocessingInk" xmlns:wne="http://schemas.microsoft.com/office/word/2006/wordml" xmlns:wps="http://schemas.microsoft.com/office/word/2010/wordprocessingShape" mc:Ignorable="w14 w15 w16se w16cid w16 w16cex w16sdtdh wp14">
-  <w:p>
-    <w:pPr>
-      <w:pStyle w:val="Header"/>
-    </w:pPr>
-  </w:p>
-</w:hdr>
-</file>
-
-<file path=word/header3.xml><?xml version="1.0" encoding="utf-8"?>
-<w:hdr xmlns:wpc="http://schemas.microsoft.com/office/word/2010/wordprocessingCanvas" xmlns:cx="http://schemas.microsoft.com/office/drawing/2014/chartex" xmlns:cx1="http://schemas.microsoft.com/office/drawing/2015/9/8/chartex" xmlns:cx2="http://schemas.microsoft.com/office/drawing/2015/10/21/chartex" xmlns:cx3="http://schemas.microsoft.com/office/drawing/2016/5/9/chartex" xmlns:cx4="http://schemas.microsoft.com/office/drawing/2016/5/10/chartex" xmlns:cx5="http://schemas.microsoft.com/office/drawing/2016/5/11/chartex" xmlns:cx6="http://schemas.microsoft.com/office/drawing/2016/5/12/chartex" xmlns:cx7="http://schemas.microsoft.com/office/drawing/2016/5/13/chartex" xmlns:cx8="http://schemas.microsoft.com/office/drawing/2016/5/14/chartex" xmlns:mc="http://schemas.openxmlformats.org/markup-compatibility/2006" xmlns:aink="http://schemas.microsoft.com/office/drawing/2016/ink" xmlns:am3d="http://schemas.microsoft.com/office/drawing/2017/model3d" xmlns:o="urn:schemas-microsoft-com:office:office" xmlns:r="http://schemas.openxmlformats.org/officeDocument/2006/relationships" xmlns:m="http://schemas.openxmlformats.org/officeDocument/2006/math" xmlns:v="urn:schemas-microsoft-com:vml" xmlns:wp14="http://schemas.microsoft.com/office/word/2010/wordprocessingDrawing" xmlns:wp="http://schemas.openxmlformats.org/drawingml/2006/wordprocessingDrawing" xmlns:w10="urn:schemas-microsoft-com:office:word" xmlns:w="http://schemas.openxmlformats.org/wordprocessingml/2006/main" xmlns:w14="http://schemas.microsoft.com/office/word/2010/wordml" xmlns:w15="http://schemas.microsoft.com/office/word/2012/wordml" xmlns:w16cex="http://schemas.microsoft.com/office/word/2018/wordml/cex" xmlns:w16cid="http://schemas.microsoft.com/office/word/2016/wordml/cid" xmlns:w16="http://schemas.microsoft.com/office/word/2018/wordml" xmlns:w16sdtdh="http://schemas.microsoft.com/office/word/2020/wordml/sdtdatahash" xmlns:w16se="http://schemas.microsoft.com/office/word/2015/wordml/symex" xmlns:wpg="http://schemas.microsoft.com/office/word/2010/wordprocessingGroup" xmlns:wpi="http://schemas.microsoft.com/office/word/2010/wordprocessingInk" xmlns:wne="http://schemas.microsoft.com/office/word/2006/wordml" xmlns:wps="http://schemas.microsoft.com/office/word/2010/wordprocessingShape" mc:Ignorable="w14 w15 w16se w16cid w16 w16cex w16sdtdh wp14">
-  <w:p>
-    <w:pPr>
-      <w:pStyle w:val="Header"/>
-    </w:pPr>
-  </w:p>
-</w:hdr>
-</file>
-
 <file path=word/numbering.xml><?xml version="1.0" encoding="utf-8"?>
-<w:numbering xmlns:wpc="http://schemas.microsoft.com/office/word/2010/wordprocessingCanvas" xmlns:cx="http://schemas.microsoft.com/office/drawing/2014/chartex" xmlns:cx1="http://schemas.microsoft.com/office/drawing/2015/9/8/chartex" xmlns:cx2="http://schemas.microsoft.com/office/drawing/2015/10/21/chartex" xmlns:cx3="http://schemas.microsoft.com/office/drawing/2016/5/9/chartex" xmlns:cx4="http://schemas.microsoft.com/office/drawing/2016/5/10/chartex" xmlns:cx5="http://schemas.microsoft.com/office/drawing/2016/5/11/chartex" xmlns:cx6="http://schemas.microsoft.com/office/drawing/2016/5/12/chartex" xmlns:cx7="http://schemas.microsoft.com/office/drawing/2016/5/13/chartex" xmlns:cx8="http://schemas.microsoft.com/office/drawing/2016/5/14/chartex" xmlns:mc="http://schemas.openxmlformats.org/markup-compatibility/2006" xmlns:aink="http://schemas.microsoft.com/office/drawing/2016/ink" xmlns:am3d="http://schemas.microsoft.com/office/drawing/2017/model3d" xmlns:o="urn:schemas-microsoft-com:office:office" xmlns:r="http://schemas.openxmlformats.org/officeDocument/2006/relationships" xmlns:m="http://schemas.openxmlformats.org/officeDocument/2006/math" xmlns:v="urn:schemas-microsoft-com:vml" xmlns:wp14="http://schemas.microsoft.com/office/word/2010/wordprocessingDrawing" xmlns:wp="http://schemas.openxmlformats.org/drawingml/2006/wordprocessingDrawing" xmlns:w10="urn:schemas-microsoft-com:office:word" xmlns:w="http://schemas.openxmlformats.org/wordprocessingml/2006/main" xmlns:w14="http://schemas.microsoft.com/office/word/2010/wordml" xmlns:w15="http://schemas.microsoft.com/office/word/2012/wordml" xmlns:w16cex="http://schemas.microsoft.com/office/word/2018/wordml/cex" xmlns:w16cid="http://schemas.microsoft.com/office/word/2016/wordml/cid" xmlns:w16="http://schemas.microsoft.com/office/word/2018/wordml" xmlns:w16sdtdh="http://schemas.microsoft.com/office/word/2020/wordml/sdtdatahash" xmlns:w16se="http://schemas.microsoft.com/office/word/2015/wordml/symex" xmlns:wpg="http://schemas.microsoft.com/office/word/2010/wordprocessingGroup" xmlns:wpi="http://schemas.microsoft.com/office/word/2010/wordprocessingInk" xmlns:wne="http://schemas.microsoft.com/office/word/2006/wordml" xmlns:wps="http://schemas.microsoft.com/office/word/2010/wordprocessingShape" mc:Ignorable="w14 w15 w16se w16cid w16 w16cex w16sdtdh wp14">
+<w:numbering xmlns:wpc="http://schemas.microsoft.com/office/word/2010/wordprocessingCanvas" xmlns:cx="http://schemas.microsoft.com/office/drawing/2014/chartex" xmlns:cx1="http://schemas.microsoft.com/office/drawing/2015/9/8/chartex" xmlns:cx2="http://schemas.microsoft.com/office/drawing/2015/10/21/chartex" xmlns:cx3="http://schemas.microsoft.com/office/drawing/2016/5/9/chartex" xmlns:cx4="http://schemas.microsoft.com/office/drawing/2016/5/10/chartex" xmlns:cx5="http://schemas.microsoft.com/office/drawing/2016/5/11/chartex" xmlns:cx6="http://schemas.microsoft.com/office/drawing/2016/5/12/chartex" xmlns:cx7="http://schemas.microsoft.com/office/drawing/2016/5/13/chartex" xmlns:cx8="http://schemas.microsoft.com/office/drawing/2016/5/14/chartex" xmlns:mc="http://schemas.openxmlformats.org/markup-compatibility/2006" xmlns:aink="http://schemas.microsoft.com/office/drawing/2016/ink" xmlns:am3d="http://schemas.microsoft.com/office/drawing/2017/model3d" xmlns:o="urn:schemas-microsoft-com:office:office" xmlns:oel="http://schemas.microsoft.com/office/2019/extlst" xmlns:r="http://schemas.openxmlformats.org/officeDocument/2006/relationships" xmlns:m="http://schemas.openxmlformats.org/officeDocument/2006/math" xmlns:v="urn:schemas-microsoft-com:vml" xmlns:wp14="http://schemas.microsoft.com/office/word/2010/wordprocessingDrawing" xmlns:wp="http://schemas.openxmlformats.org/drawingml/2006/wordprocessingDrawing" xmlns:w10="urn:schemas-microsoft-com:office:word" xmlns:w="http://schemas.openxmlformats.org/wordprocessingml/2006/main" xmlns:w14="http://schemas.microsoft.com/office/word/2010/wordml" xmlns:w15="http://schemas.microsoft.com/office/word/2012/wordml" xmlns:w16cex="http://schemas.microsoft.com/office/word/2018/wordml/cex" xmlns:w16cid="http://schemas.microsoft.com/office/word/2016/wordml/cid" xmlns:w16="http://schemas.microsoft.com/office/word/2018/wordml" xmlns:w16du="http://schemas.microsoft.com/office/word/2023/wordml/word16du" xmlns:w16sdtdh="http://schemas.microsoft.com/office/word/2020/wordml/sdtdatahash" xmlns:w16sdtfl="http://schemas.microsoft.com/office/word/2024/wordml/sdtformatlock" xmlns:w16se="http://schemas.microsoft.com/office/word/2015/wordml/symex" xmlns:wpg="http://schemas.microsoft.com/office/word/2010/wordprocessingGroup" xmlns:wpi="http://schemas.microsoft.com/office/word/2010/wordprocessingInk" xmlns:wne="http://schemas.microsoft.com/office/word/2006/wordml" xmlns:wps="http://schemas.microsoft.com/office/word/2010/wordprocessingShape" mc:Ignorable="w14 w15 w16se w16cid w16 w16cex w16sdtdh w16sdtfl w16du wp14">
   <w:abstractNum w:abstractNumId="0" w15:restartNumberingAfterBreak="0">
     <w:nsid w:val="03904AB7"/>
     <w:multiLevelType w:val="multilevel"/>
@@ -6457,133 +6526,133 @@
       </w:pPr>
     </w:lvl>
   </w:abstractNum>
-  <w:num w:numId="1">
+  <w:num w:numId="1" w16cid:durableId="836769631">
     <w:abstractNumId w:val="23"/>
   </w:num>
-  <w:num w:numId="2">
+  <w:num w:numId="2" w16cid:durableId="847207646">
     <w:abstractNumId w:val="21"/>
   </w:num>
-  <w:num w:numId="3">
+  <w:num w:numId="3" w16cid:durableId="662510085">
     <w:abstractNumId w:val="30"/>
   </w:num>
-  <w:num w:numId="4">
+  <w:num w:numId="4" w16cid:durableId="1648976565">
     <w:abstractNumId w:val="12"/>
   </w:num>
-  <w:num w:numId="5">
+  <w:num w:numId="5" w16cid:durableId="1428386708">
     <w:abstractNumId w:val="18"/>
   </w:num>
-  <w:num w:numId="6">
+  <w:num w:numId="6" w16cid:durableId="1373383958">
     <w:abstractNumId w:val="42"/>
   </w:num>
-  <w:num w:numId="7">
+  <w:num w:numId="7" w16cid:durableId="521356981">
     <w:abstractNumId w:val="11"/>
   </w:num>
-  <w:num w:numId="8">
+  <w:num w:numId="8" w16cid:durableId="362512094">
     <w:abstractNumId w:val="37"/>
   </w:num>
-  <w:num w:numId="9">
+  <w:num w:numId="9" w16cid:durableId="315645582">
     <w:abstractNumId w:val="13"/>
   </w:num>
-  <w:num w:numId="10">
+  <w:num w:numId="10" w16cid:durableId="1245528047">
     <w:abstractNumId w:val="24"/>
   </w:num>
-  <w:num w:numId="11">
+  <w:num w:numId="11" w16cid:durableId="1478523328">
     <w:abstractNumId w:val="10"/>
   </w:num>
-  <w:num w:numId="12">
+  <w:num w:numId="12" w16cid:durableId="1240747562">
     <w:abstractNumId w:val="9"/>
   </w:num>
-  <w:num w:numId="13">
+  <w:num w:numId="13" w16cid:durableId="2063941247">
     <w:abstractNumId w:val="31"/>
   </w:num>
-  <w:num w:numId="14">
+  <w:num w:numId="14" w16cid:durableId="935360201">
     <w:abstractNumId w:val="0"/>
   </w:num>
-  <w:num w:numId="15">
+  <w:num w:numId="15" w16cid:durableId="894120307">
     <w:abstractNumId w:val="32"/>
   </w:num>
-  <w:num w:numId="16">
+  <w:num w:numId="16" w16cid:durableId="578104824">
     <w:abstractNumId w:val="35"/>
   </w:num>
-  <w:num w:numId="17">
+  <w:num w:numId="17" w16cid:durableId="1353915098">
     <w:abstractNumId w:val="28"/>
   </w:num>
-  <w:num w:numId="18">
+  <w:num w:numId="18" w16cid:durableId="236748400">
     <w:abstractNumId w:val="25"/>
   </w:num>
-  <w:num w:numId="19">
+  <w:num w:numId="19" w16cid:durableId="434515957">
     <w:abstractNumId w:val="41"/>
   </w:num>
-  <w:num w:numId="20">
+  <w:num w:numId="20" w16cid:durableId="2002613978">
     <w:abstractNumId w:val="15"/>
   </w:num>
-  <w:num w:numId="21">
+  <w:num w:numId="21" w16cid:durableId="669210663">
     <w:abstractNumId w:val="17"/>
   </w:num>
-  <w:num w:numId="22">
+  <w:num w:numId="22" w16cid:durableId="1220557775">
     <w:abstractNumId w:val="4"/>
   </w:num>
-  <w:num w:numId="23">
+  <w:num w:numId="23" w16cid:durableId="1071579188">
     <w:abstractNumId w:val="16"/>
   </w:num>
-  <w:num w:numId="24">
+  <w:num w:numId="24" w16cid:durableId="1908297766">
     <w:abstractNumId w:val="34"/>
   </w:num>
-  <w:num w:numId="25">
+  <w:num w:numId="25" w16cid:durableId="41680906">
     <w:abstractNumId w:val="38"/>
   </w:num>
-  <w:num w:numId="26">
+  <w:num w:numId="26" w16cid:durableId="1524055210">
     <w:abstractNumId w:val="7"/>
   </w:num>
-  <w:num w:numId="27">
+  <w:num w:numId="27" w16cid:durableId="1112359265">
     <w:abstractNumId w:val="40"/>
   </w:num>
-  <w:num w:numId="28">
+  <w:num w:numId="28" w16cid:durableId="506752091">
     <w:abstractNumId w:val="5"/>
   </w:num>
-  <w:num w:numId="29">
+  <w:num w:numId="29" w16cid:durableId="1050111999">
     <w:abstractNumId w:val="39"/>
   </w:num>
-  <w:num w:numId="30">
+  <w:num w:numId="30" w16cid:durableId="2096853386">
     <w:abstractNumId w:val="22"/>
   </w:num>
-  <w:num w:numId="31">
+  <w:num w:numId="31" w16cid:durableId="657272808">
     <w:abstractNumId w:val="14"/>
   </w:num>
-  <w:num w:numId="32">
+  <w:num w:numId="32" w16cid:durableId="1329139639">
     <w:abstractNumId w:val="6"/>
   </w:num>
-  <w:num w:numId="33">
+  <w:num w:numId="33" w16cid:durableId="1011034309">
     <w:abstractNumId w:val="20"/>
   </w:num>
-  <w:num w:numId="34">
+  <w:num w:numId="34" w16cid:durableId="249631176">
     <w:abstractNumId w:val="29"/>
   </w:num>
-  <w:num w:numId="35">
+  <w:num w:numId="35" w16cid:durableId="995694494">
     <w:abstractNumId w:val="1"/>
   </w:num>
-  <w:num w:numId="36">
+  <w:num w:numId="36" w16cid:durableId="1418288841">
     <w:abstractNumId w:val="36"/>
   </w:num>
-  <w:num w:numId="37">
+  <w:num w:numId="37" w16cid:durableId="350768140">
     <w:abstractNumId w:val="19"/>
   </w:num>
-  <w:num w:numId="38">
+  <w:num w:numId="38" w16cid:durableId="1764034772">
     <w:abstractNumId w:val="8"/>
   </w:num>
-  <w:num w:numId="39">
+  <w:num w:numId="39" w16cid:durableId="2092433606">
     <w:abstractNumId w:val="27"/>
   </w:num>
-  <w:num w:numId="40">
+  <w:num w:numId="40" w16cid:durableId="1662152386">
     <w:abstractNumId w:val="2"/>
   </w:num>
-  <w:num w:numId="41">
+  <w:num w:numId="41" w16cid:durableId="1909343242">
     <w:abstractNumId w:val="26"/>
   </w:num>
-  <w:num w:numId="42">
+  <w:num w:numId="42" w16cid:durableId="133108675">
     <w:abstractNumId w:val="33"/>
   </w:num>
-  <w:num w:numId="43">
+  <w:num w:numId="43" w16cid:durableId="890310768">
     <w:abstractNumId w:val="3"/>
   </w:num>
   <w:numIdMacAtCleanup w:val="4"/>
@@ -6591,7 +6660,7 @@
 </file>
 
 <file path=word/styles.xml><?xml version="1.0" encoding="utf-8"?>
-<w:styles xmlns:mc="http://schemas.openxmlformats.org/markup-compatibility/2006" xmlns:r="http://schemas.openxmlformats.org/officeDocument/2006/relationships" xmlns:w="http://schemas.openxmlformats.org/wordprocessingml/2006/main" xmlns:w14="http://schemas.microsoft.com/office/word/2010/wordml" xmlns:w15="http://schemas.microsoft.com/office/word/2012/wordml" xmlns:w16cex="http://schemas.microsoft.com/office/word/2018/wordml/cex" xmlns:w16cid="http://schemas.microsoft.com/office/word/2016/wordml/cid" xmlns:w16="http://schemas.microsoft.com/office/word/2018/wordml" xmlns:w16sdtdh="http://schemas.microsoft.com/office/word/2020/wordml/sdtdatahash" xmlns:w16se="http://schemas.microsoft.com/office/word/2015/wordml/symex" mc:Ignorable="w14 w15 w16se w16cid w16 w16cex w16sdtdh">
+<w:styles xmlns:mc="http://schemas.openxmlformats.org/markup-compatibility/2006" xmlns:r="http://schemas.openxmlformats.org/officeDocument/2006/relationships" xmlns:w="http://schemas.openxmlformats.org/wordprocessingml/2006/main" xmlns:w14="http://schemas.microsoft.com/office/word/2010/wordml" xmlns:w15="http://schemas.microsoft.com/office/word/2012/wordml" xmlns:w16cex="http://schemas.microsoft.com/office/word/2018/wordml/cex" xmlns:w16cid="http://schemas.microsoft.com/office/word/2016/wordml/cid" xmlns:w16="http://schemas.microsoft.com/office/word/2018/wordml" xmlns:w16du="http://schemas.microsoft.com/office/word/2023/wordml/word16du" xmlns:w16sdtdh="http://schemas.microsoft.com/office/word/2020/wordml/sdtdatahash" xmlns:w16sdtfl="http://schemas.microsoft.com/office/word/2024/wordml/sdtformatlock" xmlns:w16se="http://schemas.microsoft.com/office/word/2015/wordml/symex" mc:Ignorable="w14 w15 w16se w16cid w16 w16cex w16sdtdh w16sdtfl w16du">
   <w:docDefaults>
     <w:rPrDefault>
       <w:rPr>
@@ -6619,6 +6688,7 @@
     <w:lsdException w:name="Title" w:qFormat="1"/>
     <w:lsdException w:name="Default Paragraph Font" w:uiPriority="1"/>
     <w:lsdException w:name="Subtitle" w:qFormat="1"/>
+    <w:lsdException w:name="Hyperlink" w:uiPriority="99"/>
     <w:lsdException w:name="Strong" w:qFormat="1"/>
     <w:lsdException w:name="Normal (Web)" w:uiPriority="99"/>
     <w:lsdException w:name="HTML Preformatted" w:semiHidden="1" w:unhideWhenUsed="1"/>
@@ -6896,7 +6966,7 @@
   <w:style w:type="paragraph" w:default="1" w:styleId="Normal">
     <w:name w:val="Normal"/>
     <w:qFormat/>
-    <w:rsid w:val="00926336"/>
+    <w:rsid w:val="00641727"/>
     <w:pPr>
       <w:spacing w:before="160" w:after="80" w:line="336" w:lineRule="auto"/>
     </w:pPr>
@@ -6911,7 +6981,7 @@
     <w:next w:val="Normal"/>
     <w:link w:val="Heading1Char"/>
     <w:qFormat/>
-    <w:rsid w:val="00926336"/>
+    <w:rsid w:val="00641727"/>
     <w:pPr>
       <w:keepNext/>
       <w:spacing w:before="400" w:after="200" w:line="240" w:lineRule="auto"/>
@@ -6931,7 +7001,7 @@
     <w:next w:val="Normal"/>
     <w:link w:val="Heading2Char"/>
     <w:qFormat/>
-    <w:rsid w:val="00926336"/>
+    <w:rsid w:val="00641727"/>
     <w:pPr>
       <w:keepNext/>
       <w:pBdr>
@@ -6955,7 +7025,7 @@
     <w:next w:val="Normal"/>
     <w:link w:val="Heading3Char"/>
     <w:qFormat/>
-    <w:rsid w:val="00926336"/>
+    <w:rsid w:val="00641727"/>
     <w:pPr>
       <w:keepNext/>
       <w:autoSpaceDE w:val="0"/>
@@ -6975,7 +7045,7 @@
     <w:name w:val="Default Paragraph Font"/>
     <w:uiPriority w:val="1"/>
     <w:unhideWhenUsed/>
-    <w:rsid w:val="00926336"/>
+    <w:rsid w:val="00641727"/>
   </w:style>
   <w:style w:type="table" w:default="1" w:styleId="TableNormal">
     <w:name w:val="Normal Table"/>
@@ -6997,21 +7067,22 @@
     <w:uiPriority w:val="99"/>
     <w:semiHidden/>
     <w:unhideWhenUsed/>
-    <w:rsid w:val="00926336"/>
+    <w:rsid w:val="00641727"/>
   </w:style>
   <w:style w:type="paragraph" w:styleId="ListParagraph">
     <w:name w:val="List Paragraph"/>
     <w:basedOn w:val="Normal"/>
     <w:uiPriority w:val="34"/>
     <w:qFormat/>
-    <w:rsid w:val="00926336"/>
+    <w:rsid w:val="00641727"/>
     <w:pPr>
       <w:ind w:left="720"/>
     </w:pPr>
   </w:style>
   <w:style w:type="character" w:styleId="Hyperlink">
     <w:name w:val="Hyperlink"/>
-    <w:rsid w:val="00926336"/>
+    <w:uiPriority w:val="99"/>
+    <w:rsid w:val="00641727"/>
     <w:rPr>
       <w:color w:val="0000FF"/>
       <w:u w:val="single"/>
@@ -7021,7 +7092,7 @@
     <w:name w:val="header"/>
     <w:basedOn w:val="Normal"/>
     <w:link w:val="HeaderChar"/>
-    <w:rsid w:val="00926336"/>
+    <w:rsid w:val="00641727"/>
     <w:pPr>
       <w:tabs>
         <w:tab w:val="left" w:pos="5040"/>
@@ -7047,7 +7118,7 @@
     <w:name w:val="footer"/>
     <w:basedOn w:val="Normal"/>
     <w:link w:val="FooterChar"/>
-    <w:rsid w:val="00926336"/>
+    <w:rsid w:val="00641727"/>
     <w:pPr>
       <w:pBdr>
         <w:top w:val="single" w:sz="4" w:space="1" w:color="auto"/>
@@ -7087,7 +7158,7 @@
   </w:style>
   <w:style w:type="character" w:styleId="FollowedHyperlink">
     <w:name w:val="FollowedHyperlink"/>
-    <w:rsid w:val="00926336"/>
+    <w:rsid w:val="00641727"/>
     <w:rPr>
       <w:color w:val="800080"/>
       <w:u w:val="single"/>
@@ -7123,7 +7194,7 @@
   <w:style w:type="paragraph" w:customStyle="1" w:styleId="NumberedHeading2">
     <w:name w:val="Numbered Heading 2"/>
     <w:basedOn w:val="Normal"/>
-    <w:rsid w:val="00926336"/>
+    <w:rsid w:val="00641727"/>
     <w:pPr>
       <w:numPr>
         <w:numId w:val="1"/>
@@ -7133,7 +7204,7 @@
   <w:style w:type="paragraph" w:customStyle="1" w:styleId="Outlinenumbering">
     <w:name w:val="Outline numbering"/>
     <w:basedOn w:val="Normal"/>
-    <w:rsid w:val="00926336"/>
+    <w:rsid w:val="00641727"/>
     <w:pPr>
       <w:numPr>
         <w:numId w:val="2"/>
@@ -7151,7 +7222,7 @@
   <w:style w:type="character" w:styleId="PageNumber">
     <w:name w:val="page number"/>
     <w:basedOn w:val="DefaultParagraphFont"/>
-    <w:rsid w:val="00926336"/>
+    <w:rsid w:val="00641727"/>
   </w:style>
   <w:style w:type="paragraph" w:customStyle="1" w:styleId="Default">
     <w:name w:val="Default"/>
@@ -7186,7 +7257,7 @@
     <w:uiPriority w:val="39"/>
     <w:unhideWhenUsed/>
     <w:qFormat/>
-    <w:rsid w:val="00926336"/>
+    <w:rsid w:val="00641727"/>
     <w:pPr>
       <w:keepLines/>
       <w:spacing w:after="0" w:line="259" w:lineRule="auto"/>
@@ -7206,7 +7277,7 @@
     <w:autoRedefine/>
     <w:uiPriority w:val="39"/>
     <w:unhideWhenUsed/>
-    <w:rsid w:val="00926336"/>
+    <w:rsid w:val="00641727"/>
     <w:pPr>
       <w:spacing w:after="100" w:line="240" w:lineRule="auto"/>
     </w:pPr>
@@ -7218,7 +7289,7 @@
     <w:autoRedefine/>
     <w:uiPriority w:val="39"/>
     <w:unhideWhenUsed/>
-    <w:rsid w:val="00926336"/>
+    <w:rsid w:val="00641727"/>
     <w:pPr>
       <w:spacing w:after="100" w:line="240" w:lineRule="auto"/>
       <w:ind w:left="202"/>
@@ -7262,7 +7333,7 @@
     <w:autoRedefine/>
     <w:uiPriority w:val="39"/>
     <w:unhideWhenUsed/>
-    <w:rsid w:val="00926336"/>
+    <w:rsid w:val="00641727"/>
     <w:pPr>
       <w:spacing w:after="100" w:line="240" w:lineRule="auto"/>
       <w:ind w:left="403"/>
@@ -7286,7 +7357,7 @@
     <w:name w:val="Code"/>
     <w:basedOn w:val="Normal"/>
     <w:qFormat/>
-    <w:rsid w:val="00926336"/>
+    <w:rsid w:val="00641727"/>
     <w:pPr>
       <w:spacing w:before="80" w:line="240" w:lineRule="auto"/>
     </w:pPr>
@@ -7298,7 +7369,7 @@
 </file>
 
 <file path=word/glossary/document.xml><?xml version="1.0" encoding="utf-8"?>
-<w:glossaryDocument xmlns:wpc="http://schemas.microsoft.com/office/word/2010/wordprocessingCanvas" xmlns:cx="http://schemas.microsoft.com/office/drawing/2014/chartex" xmlns:cx1="http://schemas.microsoft.com/office/drawing/2015/9/8/chartex" xmlns:cx2="http://schemas.microsoft.com/office/drawing/2015/10/21/chartex" xmlns:cx3="http://schemas.microsoft.com/office/drawing/2016/5/9/chartex" xmlns:cx4="http://schemas.microsoft.com/office/drawing/2016/5/10/chartex" xmlns:cx5="http://schemas.microsoft.com/office/drawing/2016/5/11/chartex" xmlns:cx6="http://schemas.microsoft.com/office/drawing/2016/5/12/chartex" xmlns:cx7="http://schemas.microsoft.com/office/drawing/2016/5/13/chartex" xmlns:cx8="http://schemas.microsoft.com/office/drawing/2016/5/14/chartex" xmlns:mc="http://schemas.openxmlformats.org/markup-compatibility/2006" xmlns:aink="http://schemas.microsoft.com/office/drawing/2016/ink" xmlns:am3d="http://schemas.microsoft.com/office/drawing/2017/model3d" xmlns:o="urn:schemas-microsoft-com:office:office" xmlns:r="http://schemas.openxmlformats.org/officeDocument/2006/relationships" xmlns:m="http://schemas.openxmlformats.org/officeDocument/2006/math" xmlns:v="urn:schemas-microsoft-com:vml" xmlns:wp14="http://schemas.microsoft.com/office/word/2010/wordprocessingDrawing" xmlns:wp="http://schemas.openxmlformats.org/drawingml/2006/wordprocessingDrawing" xmlns:w10="urn:schemas-microsoft-com:office:word" xmlns:w="http://schemas.openxmlformats.org/wordprocessingml/2006/main" xmlns:w14="http://schemas.microsoft.com/office/word/2010/wordml" xmlns:w15="http://schemas.microsoft.com/office/word/2012/wordml" xmlns:w16cex="http://schemas.microsoft.com/office/word/2018/wordml/cex" xmlns:w16cid="http://schemas.microsoft.com/office/word/2016/wordml/cid" xmlns:w16="http://schemas.microsoft.com/office/word/2018/wordml" xmlns:w16sdtdh="http://schemas.microsoft.com/office/word/2020/wordml/sdtdatahash" xmlns:w16se="http://schemas.microsoft.com/office/word/2015/wordml/symex" xmlns:wpg="http://schemas.microsoft.com/office/word/2010/wordprocessingGroup" xmlns:wpi="http://schemas.microsoft.com/office/word/2010/wordprocessingInk" xmlns:wne="http://schemas.microsoft.com/office/word/2006/wordml" xmlns:wps="http://schemas.microsoft.com/office/word/2010/wordprocessingShape" mc:Ignorable="w14 w15 w16se w16cid w16 w16cex w16sdtdh wp14">
+<w:glossaryDocument xmlns:wpc="http://schemas.microsoft.com/office/word/2010/wordprocessingCanvas" xmlns:cx="http://schemas.microsoft.com/office/drawing/2014/chartex" xmlns:cx1="http://schemas.microsoft.com/office/drawing/2015/9/8/chartex" xmlns:cx2="http://schemas.microsoft.com/office/drawing/2015/10/21/chartex" xmlns:cx3="http://schemas.microsoft.com/office/drawing/2016/5/9/chartex" xmlns:cx4="http://schemas.microsoft.com/office/drawing/2016/5/10/chartex" xmlns:cx5="http://schemas.microsoft.com/office/drawing/2016/5/11/chartex" xmlns:cx6="http://schemas.microsoft.com/office/drawing/2016/5/12/chartex" xmlns:cx7="http://schemas.microsoft.com/office/drawing/2016/5/13/chartex" xmlns:cx8="http://schemas.microsoft.com/office/drawing/2016/5/14/chartex" xmlns:mc="http://schemas.openxmlformats.org/markup-compatibility/2006" xmlns:aink="http://schemas.microsoft.com/office/drawing/2016/ink" xmlns:am3d="http://schemas.microsoft.com/office/drawing/2017/model3d" xmlns:o="urn:schemas-microsoft-com:office:office" xmlns:oel="http://schemas.microsoft.com/office/2019/extlst" xmlns:r="http://schemas.openxmlformats.org/officeDocument/2006/relationships" xmlns:m="http://schemas.openxmlformats.org/officeDocument/2006/math" xmlns:v="urn:schemas-microsoft-com:vml" xmlns:wp14="http://schemas.microsoft.com/office/word/2010/wordprocessingDrawing" xmlns:wp="http://schemas.openxmlformats.org/drawingml/2006/wordprocessingDrawing" xmlns:w10="urn:schemas-microsoft-com:office:word" xmlns:w="http://schemas.openxmlformats.org/wordprocessingml/2006/main" xmlns:w14="http://schemas.microsoft.com/office/word/2010/wordml" xmlns:w15="http://schemas.microsoft.com/office/word/2012/wordml" xmlns:w16cex="http://schemas.microsoft.com/office/word/2018/wordml/cex" xmlns:w16cid="http://schemas.microsoft.com/office/word/2016/wordml/cid" xmlns:w16="http://schemas.microsoft.com/office/word/2018/wordml" xmlns:w16du="http://schemas.microsoft.com/office/word/2023/wordml/word16du" xmlns:w16sdtdh="http://schemas.microsoft.com/office/word/2020/wordml/sdtdatahash" xmlns:w16sdtfl="http://schemas.microsoft.com/office/word/2024/wordml/sdtformatlock" xmlns:w16se="http://schemas.microsoft.com/office/word/2015/wordml/symex" xmlns:wpg="http://schemas.microsoft.com/office/word/2010/wordprocessingGroup" xmlns:wpi="http://schemas.microsoft.com/office/word/2010/wordprocessingInk" xmlns:wne="http://schemas.microsoft.com/office/word/2006/wordml" xmlns:wps="http://schemas.microsoft.com/office/word/2010/wordprocessingShape" mc:Ignorable="w14 w15 w16se w16cid w16 w16cex w16sdtdh w16sdtfl w16du wp14">
   <w:docParts>
     <w:docPart>
       <w:docPartPr>
@@ -7395,7 +7466,7 @@
 </file>
 
 <file path=word/glossary/fontTable.xml><?xml version="1.0" encoding="utf-8"?>
-<w:fonts xmlns:mc="http://schemas.openxmlformats.org/markup-compatibility/2006" xmlns:r="http://schemas.openxmlformats.org/officeDocument/2006/relationships" xmlns:w="http://schemas.openxmlformats.org/wordprocessingml/2006/main" xmlns:w14="http://schemas.microsoft.com/office/word/2010/wordml" xmlns:w15="http://schemas.microsoft.com/office/word/2012/wordml" xmlns:w16cex="http://schemas.microsoft.com/office/word/2018/wordml/cex" xmlns:w16cid="http://schemas.microsoft.com/office/word/2016/wordml/cid" xmlns:w16="http://schemas.microsoft.com/office/word/2018/wordml" xmlns:w16sdtdh="http://schemas.microsoft.com/office/word/2020/wordml/sdtdatahash" xmlns:w16se="http://schemas.microsoft.com/office/word/2015/wordml/symex" mc:Ignorable="w14 w15 w16se w16cid w16 w16cex w16sdtdh">
+<w:fonts xmlns:mc="http://schemas.openxmlformats.org/markup-compatibility/2006" xmlns:r="http://schemas.openxmlformats.org/officeDocument/2006/relationships" xmlns:w="http://schemas.openxmlformats.org/wordprocessingml/2006/main" xmlns:w14="http://schemas.microsoft.com/office/word/2010/wordml" xmlns:w15="http://schemas.microsoft.com/office/word/2012/wordml" xmlns:w16cex="http://schemas.microsoft.com/office/word/2018/wordml/cex" xmlns:w16cid="http://schemas.microsoft.com/office/word/2016/wordml/cid" xmlns:w16="http://schemas.microsoft.com/office/word/2018/wordml" xmlns:w16du="http://schemas.microsoft.com/office/word/2023/wordml/word16du" xmlns:w16sdtdh="http://schemas.microsoft.com/office/word/2020/wordml/sdtdatahash" xmlns:w16sdtfl="http://schemas.microsoft.com/office/word/2024/wordml/sdtformatlock" xmlns:w16se="http://schemas.microsoft.com/office/word/2015/wordml/symex" mc:Ignorable="w14 w15 w16se w16cid w16 w16cex w16sdtdh w16sdtfl w16du">
   <w:font w:name="Times New Roman">
     <w:panose1 w:val="02020603050405020304"/>
     <w:charset w:val="00"/>
@@ -7436,7 +7507,7 @@
     <w:charset w:val="00"/>
     <w:family w:val="swiss"/>
     <w:pitch w:val="variable"/>
-    <w:sig w:usb0="E4002EFF" w:usb1="C000247B" w:usb2="00000009" w:usb3="00000000" w:csb0="000001FF" w:csb1="00000000"/>
+    <w:sig w:usb0="E4002EFF" w:usb1="C200247B" w:usb2="00000009" w:usb3="00000000" w:csb0="000001FF" w:csb1="00000000"/>
   </w:font>
   <w:font w:name="Wingdings">
     <w:panose1 w:val="05000000000000000000"/>
@@ -7450,13 +7521,25 @@
     <w:charset w:val="00"/>
     <w:family w:val="swiss"/>
     <w:pitch w:val="variable"/>
-    <w:sig w:usb0="E4002EFF" w:usb1="C000247B" w:usb2="00000009" w:usb3="00000000" w:csb0="000001FF" w:csb1="00000000"/>
+    <w:sig w:usb0="E4002EFF" w:usb1="C200247B" w:usb2="00000009" w:usb3="00000000" w:csb0="000001FF" w:csb1="00000000"/>
+  </w:font>
+  <w:font w:name="Aptos">
+    <w:charset w:val="00"/>
+    <w:family w:val="swiss"/>
+    <w:pitch w:val="variable"/>
+    <w:sig w:usb0="20000287" w:usb1="00000003" w:usb2="00000000" w:usb3="00000000" w:csb0="0000019F" w:csb1="00000000"/>
+  </w:font>
+  <w:font w:name="Aptos Display">
+    <w:charset w:val="00"/>
+    <w:family w:val="swiss"/>
+    <w:pitch w:val="variable"/>
+    <w:sig w:usb0="20000287" w:usb1="00000003" w:usb2="00000000" w:usb3="00000000" w:csb0="0000019F" w:csb1="00000000"/>
   </w:font>
 </w:fonts>
 </file>
 
 <file path=word/glossary/settings.xml><?xml version="1.0" encoding="utf-8"?>
-<w:settings xmlns:mc="http://schemas.openxmlformats.org/markup-compatibility/2006" xmlns:o="urn:schemas-microsoft-com:office:office" xmlns:r="http://schemas.openxmlformats.org/officeDocument/2006/relationships" xmlns:m="http://schemas.openxmlformats.org/officeDocument/2006/math" xmlns:v="urn:schemas-microsoft-com:vml" xmlns:w10="urn:schemas-microsoft-com:office:word" xmlns:w="http://schemas.openxmlformats.org/wordprocessingml/2006/main" xmlns:w14="http://schemas.microsoft.com/office/word/2010/wordml" xmlns:w15="http://schemas.microsoft.com/office/word/2012/wordml" xmlns:w16cex="http://schemas.microsoft.com/office/word/2018/wordml/cex" xmlns:w16cid="http://schemas.microsoft.com/office/word/2016/wordml/cid" xmlns:w16="http://schemas.microsoft.com/office/word/2018/wordml" xmlns:w16sdtdh="http://schemas.microsoft.com/office/word/2020/wordml/sdtdatahash" xmlns:w16se="http://schemas.microsoft.com/office/word/2015/wordml/symex" xmlns:sl="http://schemas.openxmlformats.org/schemaLibrary/2006/main" mc:Ignorable="w14 w15 w16se w16cid w16 w16cex w16sdtdh">
+<w:settings xmlns:mc="http://schemas.openxmlformats.org/markup-compatibility/2006" xmlns:o="urn:schemas-microsoft-com:office:office" xmlns:r="http://schemas.openxmlformats.org/officeDocument/2006/relationships" xmlns:m="http://schemas.openxmlformats.org/officeDocument/2006/math" xmlns:v="urn:schemas-microsoft-com:vml" xmlns:w10="urn:schemas-microsoft-com:office:word" xmlns:w="http://schemas.openxmlformats.org/wordprocessingml/2006/main" xmlns:w14="http://schemas.microsoft.com/office/word/2010/wordml" xmlns:w15="http://schemas.microsoft.com/office/word/2012/wordml" xmlns:w16cex="http://schemas.microsoft.com/office/word/2018/wordml/cex" xmlns:w16cid="http://schemas.microsoft.com/office/word/2016/wordml/cid" xmlns:w16="http://schemas.microsoft.com/office/word/2018/wordml" xmlns:w16du="http://schemas.microsoft.com/office/word/2023/wordml/word16du" xmlns:w16sdtdh="http://schemas.microsoft.com/office/word/2020/wordml/sdtdatahash" xmlns:w16sdtfl="http://schemas.microsoft.com/office/word/2024/wordml/sdtformatlock" xmlns:w16se="http://schemas.microsoft.com/office/word/2015/wordml/symex" xmlns:sl="http://schemas.openxmlformats.org/schemaLibrary/2006/main" mc:Ignorable="w14 w15 w16se w16cid w16 w16cex w16sdtdh w16sdtfl w16du">
   <w:view w:val="normal"/>
   <w:defaultTabStop w:val="720"/>
   <w:characterSpacingControl w:val="doNotCompress"/>
@@ -7472,6 +7555,7 @@
   <w:rsids>
     <w:rsidRoot w:val="00F54C4C"/>
     <w:rsid w:val="000632FC"/>
+    <w:rsid w:val="006361D3"/>
     <w:rsid w:val="0069022F"/>
     <w:rsid w:val="00B93910"/>
     <w:rsid w:val="00F354DD"/>
@@ -7499,7 +7583,7 @@
 </file>
 
 <file path=word/glossary/styles.xml><?xml version="1.0" encoding="utf-8"?>
-<w:styles xmlns:mc="http://schemas.openxmlformats.org/markup-compatibility/2006" xmlns:r="http://schemas.openxmlformats.org/officeDocument/2006/relationships" xmlns:w="http://schemas.openxmlformats.org/wordprocessingml/2006/main" xmlns:w14="http://schemas.microsoft.com/office/word/2010/wordml" xmlns:w15="http://schemas.microsoft.com/office/word/2012/wordml" xmlns:w16cex="http://schemas.microsoft.com/office/word/2018/wordml/cex" xmlns:w16cid="http://schemas.microsoft.com/office/word/2016/wordml/cid" xmlns:w16="http://schemas.microsoft.com/office/word/2018/wordml" xmlns:w16sdtdh="http://schemas.microsoft.com/office/word/2020/wordml/sdtdatahash" xmlns:w16se="http://schemas.microsoft.com/office/word/2015/wordml/symex" mc:Ignorable="w14 w15 w16se w16cid w16 w16cex w16sdtdh">
+<w:styles xmlns:mc="http://schemas.openxmlformats.org/markup-compatibility/2006" xmlns:r="http://schemas.openxmlformats.org/officeDocument/2006/relationships" xmlns:w="http://schemas.openxmlformats.org/wordprocessingml/2006/main" xmlns:w14="http://schemas.microsoft.com/office/word/2010/wordml" xmlns:w15="http://schemas.microsoft.com/office/word/2012/wordml" xmlns:w16cex="http://schemas.microsoft.com/office/word/2018/wordml/cex" xmlns:w16cid="http://schemas.microsoft.com/office/word/2016/wordml/cid" xmlns:w16="http://schemas.microsoft.com/office/word/2018/wordml" xmlns:w16du="http://schemas.microsoft.com/office/word/2023/wordml/word16du" xmlns:w16sdtdh="http://schemas.microsoft.com/office/word/2020/wordml/sdtdatahash" xmlns:w16sdtfl="http://schemas.microsoft.com/office/word/2024/wordml/sdtformatlock" xmlns:w16se="http://schemas.microsoft.com/office/word/2015/wordml/symex" mc:Ignorable="w14 w15 w16se w16cid w16 w16cex w16sdtdh w16sdtfl w16du">
   <w:docDefaults>
     <w:rPrDefault>
       <w:rPr>
@@ -7931,10 +8015,6 @@
     <w:semiHidden/>
     <w:rsid w:val="000632FC"/>
   </w:style>
-  <w:style w:type="paragraph" w:customStyle="1" w:styleId="BF854DBF60A1482EAD2AA5BCFA5C0EEC">
-    <w:name w:val="BF854DBF60A1482EAD2AA5BCFA5C0EEC"/>
-    <w:rsid w:val="0069022F"/>
-  </w:style>
   <w:style w:type="paragraph" w:customStyle="1" w:styleId="D56A0C3C3C6444B7AB7605C4DD1B4D22">
     <w:name w:val="D56A0C3C3C6444B7AB7605C4DD1B4D22"/>
     <w:rsid w:val="00B93910"/>
@@ -7951,7 +8031,7 @@
 </file>
 
 <file path=word/glossary/webSettings.xml><?xml version="1.0" encoding="utf-8"?>
-<w:webSettings xmlns:mc="http://schemas.openxmlformats.org/markup-compatibility/2006" xmlns:r="http://schemas.openxmlformats.org/officeDocument/2006/relationships" xmlns:w="http://schemas.openxmlformats.org/wordprocessingml/2006/main" xmlns:w14="http://schemas.microsoft.com/office/word/2010/wordml" xmlns:w15="http://schemas.microsoft.com/office/word/2012/wordml" xmlns:w16cex="http://schemas.microsoft.com/office/word/2018/wordml/cex" xmlns:w16cid="http://schemas.microsoft.com/office/word/2016/wordml/cid" xmlns:w16="http://schemas.microsoft.com/office/word/2018/wordml" xmlns:w16sdtdh="http://schemas.microsoft.com/office/word/2020/wordml/sdtdatahash" xmlns:w16se="http://schemas.microsoft.com/office/word/2015/wordml/symex" mc:Ignorable="w14 w15 w16se w16cid w16 w16cex w16sdtdh">
+<w:webSettings xmlns:mc="http://schemas.openxmlformats.org/markup-compatibility/2006" xmlns:r="http://schemas.openxmlformats.org/officeDocument/2006/relationships" xmlns:w="http://schemas.openxmlformats.org/wordprocessingml/2006/main" xmlns:w14="http://schemas.microsoft.com/office/word/2010/wordml" xmlns:w15="http://schemas.microsoft.com/office/word/2012/wordml" xmlns:w16cex="http://schemas.microsoft.com/office/word/2018/wordml/cex" xmlns:w16cid="http://schemas.microsoft.com/office/word/2016/wordml/cid" xmlns:w16="http://schemas.microsoft.com/office/word/2018/wordml" xmlns:w16du="http://schemas.microsoft.com/office/word/2023/wordml/word16du" xmlns:w16sdtdh="http://schemas.microsoft.com/office/word/2020/wordml/sdtdatahash" xmlns:w16sdtfl="http://schemas.microsoft.com/office/word/2024/wordml/sdtformatlock" xmlns:w16se="http://schemas.microsoft.com/office/word/2015/wordml/symex" mc:Ignorable="w14 w15 w16se w16cid w16 w16cex w16sdtdh w16sdtfl w16du">
   <w:optimizeForBrowser/>
   <w:allowPNG/>
 </w:webSettings>
